--- a/Science Books/QED Course/Lesson 86 Connection to the Standard Model.docx
+++ b/Science Books/QED Course/Lesson 86 Connection to the Standard Model.docx
@@ -58,7 +58,7 @@
     </w:p>
     <w:p>
       <w:pPr>
-        <w:pStyle w:val="Heading1"/>
+        <w:pStyle w:val="Heading2"/>
       </w:pPr>
       <w:r>
         <w:t>How to use this lesson</w:t>
@@ -66,12 +66,12 @@
     </w:p>
     <w:p>
       <w:r>
-        <w:t>This course quantized a U(1) gauge theory of electrons and photons. In the Standard Model the photon is a mixture of the weak hypercharge boson and the third weak isospin boson, after a scalar vacuum expectation value breaks SU(2)×U(1)_Y to U(1)_EM. This lesson states that fact, identifies α as a low-energy parameter, and does not derive the Higgs potential or compute a weak decay. Expect four to five hours. Everything this course derived remains the correct description of electrons and photons at energies well below 80 GeV, up to corrections of order s/M_W². The running of α continues; other charged particles, including quarks, add to Lesson 68's coefficient. The Ward identity still protects the photon mass. The path from Lesson 1 to Lesson 78 is a complete QED course. The Standard Model is the larger theory in which that QED is an accurate chapter, not a replacement for the chapter.</w:t>
+        <w:t>This course quantized a U(1) gauge theory of electrons and photons. In the Standard Model the photon is a mixture of the weak hypercharge boson and the third weak isospin boson, after a scalar vacuum expectation value breaks SU(2)×U(1)_Y to U(1)_EM. This lesson states that mixing, identifies α as a low-energy parameter, and lists what this volume computed. It does not derive the Higgs potential or compute a weak decay. Expect four to five hours.</w:t>
       </w:r>
     </w:p>
     <w:p>
       <w:pPr>
-        <w:pStyle w:val="Heading2"/>
+        <w:pStyle w:val="Heading3"/>
       </w:pPr>
       <w:r>
         <w:t>Learning objectives</w:t>
@@ -82,7 +82,7 @@
         <w:pStyle w:val="ListBullet"/>
       </w:pPr>
       <w:r>
-        <w:t>State that the photon of this course is massless because U(1)_EM is unbroken.</w:t>
+        <w:t>Write the photon as a mixture A_μ=B_μ cosθ_W + W³_μ sinθ_W, with the orthogonal combination the Z.</w:t>
       </w:r>
     </w:p>
     <w:p>
@@ -90,7 +90,7 @@
         <w:pStyle w:val="ListBullet"/>
       </w:pPr>
       <w:r>
-        <w:t>State that W and Z are massive because SU(2)×U(1)_Y is broken, a fact used here without derivation.</w:t>
+        <w:t>State that the photon remains massless because U(1)_EM is unbroken, while W and Z are massive.</w:t>
       </w:r>
     </w:p>
     <w:p>
@@ -106,12 +106,12 @@
         <w:pStyle w:val="ListBullet"/>
       </w:pPr>
       <w:r>
-        <w:t>List what this volume computed (tree-level QED processes, one-loop running, a=α/(2π) at one loop) and what it did not (weak decays, QCD, gravity).</w:t>
+        <w:t>List what this volume derived and what it did not.</w:t>
       </w:r>
     </w:p>
     <w:p>
       <w:pPr>
-        <w:pStyle w:val="Heading2"/>
+        <w:pStyle w:val="Heading3"/>
       </w:pPr>
       <w:r>
         <w:t>Notation and conventions</w:t>
@@ -190,7 +190,7 @@
           </w:tcPr>
           <w:p>
             <w:r>
-              <w:t>U(1)_EM</w:t>
+              <w:t>SU(2)×U(1)_Y</w:t>
             </w:r>
           </w:p>
         </w:tc>
@@ -207,7 +207,7 @@
           </w:tcPr>
           <w:p>
             <w:r>
-              <w:t>U(1)_EM unbroken</w:t>
+              <w:t>Electroweak gauge group, not derived here</w:t>
             </w:r>
           </w:p>
         </w:tc>
@@ -227,7 +227,7 @@
           </w:tcPr>
           <w:p>
             <w:r>
-              <w:t>QED</w:t>
+              <w:t>θ_W</w:t>
             </w:r>
           </w:p>
         </w:tc>
@@ -245,7 +245,7 @@
           </w:tcPr>
           <w:p>
             <w:r>
-              <w:t>QED as effective theory</w:t>
+              <w:t>Weak mixing angle</w:t>
             </w:r>
           </w:p>
         </w:tc>
@@ -264,7 +264,7 @@
           </w:tcPr>
           <w:p>
             <w:r>
-              <w:t>this</w:t>
+              <w:t>M_W, M_Z</w:t>
             </w:r>
           </w:p>
         </w:tc>
@@ -281,7 +281,45 @@
           </w:tcPr>
           <w:p>
             <w:r>
-              <w:t>this volume's actual scope</w:t>
+              <w:t>W and Z masses, ~80 GeV and ~91 GeV</w:t>
+            </w:r>
+          </w:p>
+        </w:tc>
+      </w:tr>
+      <w:tr>
+        <w:tc>
+          <w:tcPr>
+            <w:tcW w:type="dxa" w:w="2160"/>
+            <w:vAlign w:val="center"/>
+            <w:shd w:fill="EAF2F8"/>
+            <w:tcMar>
+              <w:top w:w="100" w:type="dxa"/>
+              <w:start w:w="100" w:type="dxa"/>
+              <w:bottom w:w="100" w:type="dxa"/>
+              <w:end w:w="100" w:type="dxa"/>
+            </w:tcMar>
+          </w:tcPr>
+          <w:p>
+            <w:r>
+              <w:t>U(1)_EM</w:t>
+            </w:r>
+          </w:p>
+        </w:tc>
+        <w:tc>
+          <w:tcPr>
+            <w:tcW w:type="dxa" w:w="7632"/>
+            <w:vAlign w:val="center"/>
+            <w:shd w:fill="EAF2F8"/>
+            <w:tcMar>
+              <w:top w:w="100" w:type="dxa"/>
+              <w:start w:w="100" w:type="dxa"/>
+              <w:bottom w:w="100" w:type="dxa"/>
+              <w:end w:w="100" w:type="dxa"/>
+            </w:tcMar>
+          </w:tcPr>
+          <w:p>
+            <w:r>
+              <w:t>Unbroken electromagnetic gauge group of this course</w:t>
             </w:r>
           </w:p>
         </w:tc>
@@ -289,72 +327,338 @@
     </w:tbl>
     <w:p>
       <w:pPr>
-        <w:pStyle w:val="Heading1"/>
+        <w:pStyle w:val="Heading2"/>
       </w:pPr>
       <w:r>
-        <w:t>1 The physical point</w:t>
+        <w:t>1 The photon as a leftover</w:t>
+      </w:r>
+    </w:p>
+    <w:p>
+      <w:pPr>
+        <w:spacing w:before="160" w:after="160"/>
+        <w:jc w:val="center"/>
+      </w:pPr>
+      <w:r>
+        <w:rPr>
+          <w:rFonts w:ascii="Consolas" w:hAnsi="Consolas" w:cs="Consolas" w:eastAsia="Consolas"/>
+          <w:sz w:val="20"/>
+        </w:rPr>
+        <w:t xml:space="preserve">  W³  ---- mix by θ_W ----  Z  (massive)</w:t>
+      </w:r>
+      <w:r>
+        <w:rPr>
+          <w:rFonts w:ascii="Consolas" w:hAnsi="Consolas" w:cs="Consolas" w:eastAsia="Consolas"/>
+          <w:sz w:val="20"/>
+        </w:rPr>
+        <w:br/>
+        <w:t xml:space="preserve">  B   ---- mix by θ_W ----  A  (massless photon of this course)</w:t>
       </w:r>
     </w:p>
     <w:p>
       <w:r>
-        <w:t>This course quantized a U(1) gauge theory of electrons and photons. In the Standard Model the photon is a mixture of the weak hypercharge boson and the third weak isospin boson, after a scalar vacuum expectation value breaks SU(2)×U(1)_Y to U(1)_EM. This lesson states that fact, identifies α as a low-energy parameter, and does not derive the Higgs potential or compute a weak decay. Expect four to five hours. Everything this course derived remains the correct description of electrons and photons at energies well below 80 GeV, up to corrections of order s/M_W². The running of α continues; other charged particles, including quarks, add to Lesson 68's coefficient. The Ward identity still protects the photon mass. The path from Lesson 1 to Lesson 78 is a complete QED course. The Standard Model is the larger theory in which that QED is an accurate chapter, not a replacement for the chapter.</w:t>
+        <w:t>The Standard Model starts with two gauge fields, W^a_μ of SU(2) and B_μ of U(1)_Y. After a scalar doublet acquires a vacuum expectation value, the charged combinations W^± become massive, and the two neutrals mix:</w:t>
       </w:r>
     </w:p>
     <w:p>
       <w:pPr>
-        <w:pStyle w:val="Heading3"/>
+        <w:spacing w:before="100" w:after="40"/>
+        <w:jc w:val="center"/>
       </w:pPr>
+      <m:oMathPara>
+        <m:oMath>
+          <m:sSub>
+            <m:e>
+              <m:r>
+                <m:t xml:space="preserve">A</m:t>
+              </m:r>
+            </m:e>
+            <m:sub>
+              <m:r>
+                <m:t xml:space="preserve">μ</m:t>
+              </m:r>
+            </m:sub>
+          </m:sSub>
+          <m:r>
+            <m:t xml:space="preserve">=</m:t>
+          </m:r>
+          <m:sSub>
+            <m:e>
+              <m:r>
+                <m:t xml:space="preserve">B</m:t>
+              </m:r>
+            </m:e>
+            <m:sub>
+              <m:r>
+                <m:t xml:space="preserve">μ</m:t>
+              </m:r>
+            </m:sub>
+          </m:sSub>
+          <m:r>
+            <m:t xml:space="preserve">cos</m:t>
+          </m:r>
+          <m:sSub>
+            <m:e>
+              <m:r>
+                <m:t xml:space="preserve">θ</m:t>
+              </m:r>
+            </m:e>
+            <m:sub>
+              <m:r>
+                <m:t xml:space="preserve">W</m:t>
+              </m:r>
+            </m:sub>
+          </m:sSub>
+          <m:r>
+            <m:t xml:space="preserve">+</m:t>
+          </m:r>
+          <m:sSubSup>
+            <m:e>
+              <m:r>
+                <m:t xml:space="preserve">W</m:t>
+              </m:r>
+            </m:e>
+            <m:sub>
+              <m:r>
+                <m:t xml:space="preserve">μ</m:t>
+              </m:r>
+            </m:sub>
+            <m:sup>
+              <m:r>
+                <m:t xml:space="preserve">3</m:t>
+              </m:r>
+            </m:sup>
+          </m:sSubSup>
+          <m:r>
+            <m:t xml:space="preserve">sin</m:t>
+          </m:r>
+          <m:sSub>
+            <m:e>
+              <m:r>
+                <m:t xml:space="preserve">θ</m:t>
+              </m:r>
+            </m:e>
+            <m:sub>
+              <m:r>
+                <m:t xml:space="preserve">W</m:t>
+              </m:r>
+            </m:sub>
+          </m:sSub>
+        </m:oMath>
+      </m:oMathPara>
+    </w:p>
+    <w:p>
+      <w:pPr>
+        <w:spacing w:before="40" w:after="160"/>
+        <w:jc w:val="center"/>
+      </w:pPr>
+      <m:oMathPara>
+        <m:oMath>
+          <m:sSub>
+            <m:e>
+              <m:r>
+                <m:t xml:space="preserve">Z</m:t>
+              </m:r>
+            </m:e>
+            <m:sub>
+              <m:r>
+                <m:t xml:space="preserve">μ</m:t>
+              </m:r>
+            </m:sub>
+          </m:sSub>
+          <m:r>
+            <m:t xml:space="preserve">=</m:t>
+          </m:r>
+          <m:r>
+            <m:t xml:space="preserve">−</m:t>
+          </m:r>
+          <m:sSub>
+            <m:e>
+              <m:r>
+                <m:t xml:space="preserve">B</m:t>
+              </m:r>
+            </m:e>
+            <m:sub>
+              <m:r>
+                <m:t xml:space="preserve">μ</m:t>
+              </m:r>
+            </m:sub>
+          </m:sSub>
+          <m:r>
+            <m:t xml:space="preserve">sin</m:t>
+          </m:r>
+          <m:sSub>
+            <m:e>
+              <m:r>
+                <m:t xml:space="preserve">θ</m:t>
+              </m:r>
+            </m:e>
+            <m:sub>
+              <m:r>
+                <m:t xml:space="preserve">W</m:t>
+              </m:r>
+            </m:sub>
+          </m:sSub>
+          <m:r>
+            <m:t xml:space="preserve">+</m:t>
+          </m:r>
+          <m:sSubSup>
+            <m:e>
+              <m:r>
+                <m:t xml:space="preserve">W</m:t>
+              </m:r>
+            </m:e>
+            <m:sub>
+              <m:r>
+                <m:t xml:space="preserve">μ</m:t>
+              </m:r>
+            </m:sub>
+            <m:sup>
+              <m:r>
+                <m:t xml:space="preserve">3</m:t>
+              </m:r>
+            </m:sup>
+          </m:sSubSup>
+          <m:r>
+            <m:t xml:space="preserve">cos</m:t>
+          </m:r>
+          <m:sSub>
+            <m:e>
+              <m:r>
+                <m:t xml:space="preserve">θ</m:t>
+              </m:r>
+            </m:e>
+            <m:sub>
+              <m:r>
+                <m:t xml:space="preserve">W</m:t>
+              </m:r>
+            </m:sub>
+          </m:sSub>
+        </m:oMath>
+      </m:oMathPara>
+    </w:p>
+    <w:p>
       <w:r>
+        <w:t>The generator that annihilates the vacuum is Q=T³+Y/2, Lesson 38's U(1) charge. Because that generator is unbroken, A_μ stays massless: Lesson 71's Ward identity still applies to it. Z_μ is massive and is not a particle of this course.</w:t>
+      </w:r>
+    </w:p>
+    <w:p>
+      <w:r>
+        <w:rPr>
+          <w:b/>
+          <w:i/>
+        </w:rPr>
         <w:t>Worked example 1</w:t>
       </w:r>
     </w:p>
     <w:p>
       <w:r>
-        <w:t>State the central relation of this lesson in one sentence and name the earlier lesson it uses. Everything this course derived remains the correct description of electrons and photons at energies well below 80 GeV, up to corrections of order s/M_W².</w:t>
+        <w:t>Why does a photon mass term m² A_μ A^μ, forbidden in Lesson 41, remain forbidden after mixing? Because the unbroken generator is still a gauge symmetry of the vacuum, so the same Ward identity k_μ ℳ^μ=0 that killed a photon mass in Lesson 71 still holds. Mixing is a change of basis, not a license to add m_γ.</w:t>
       </w:r>
     </w:p>
     <w:p>
       <w:pPr>
-        <w:pStyle w:val="Heading1"/>
+        <w:pStyle w:val="Heading2"/>
       </w:pPr>
       <w:r>
-        <w:t>2 Development</w:t>
+        <w:t>2 QED as an effective theory</w:t>
       </w:r>
     </w:p>
     <w:p>
       <w:r>
-        <w:t>Start from the objects already in hand. Separate a definition from a derived consequence. Evaluate a limit (low energy, on-shell, or μ→μ₀) as a check. Then name what is still incomplete.</w:t>
+        <w:t>At energies well below M_W, W and Z cannot be produced, and their virtual exchange is suppressed by s/M_W². Flavor-conserving, charge-conserving processes of electrons, muons, and photons are then described by this course's ℒ_QED, with two addenda: (i) every electrically charged fermion, not only the electron, runs α (Lesson 78); (ii) hadrons enter vacuum polarization through quark loops, not computed here. Corrections of order s/M_W² and of order α_s are outside the volume.</w:t>
+      </w:r>
+    </w:p>
+    <w:p>
+      <w:r>
+        <w:t>The fine-structure constant α of Lesson 43 is a low-energy parameter, α(q²≈0). It is not a constant of the high-energy Lagrangian; Lesson 68 already showed that.</w:t>
       </w:r>
     </w:p>
     <w:p>
       <w:pPr>
-        <w:pStyle w:val="Heading3"/>
+        <w:pStyle w:val="Heading2"/>
       </w:pPr>
       <w:r>
+        <w:t>3 What this volume computed</w:t>
+      </w:r>
+    </w:p>
+    <w:p>
+      <w:pPr>
+        <w:pStyle w:val="ListBullet"/>
+      </w:pPr>
+      <w:r>
+        <w:t>Tree-level QED amplitudes of Part VIII, including Compton's (1/4)Σ|ℳ|²=−2e⁴(s/u+u/s) and dσ/dΩ=|ℳ|²/(64π²s).</w:t>
+      </w:r>
+    </w:p>
+    <w:p>
+      <w:pPr>
+        <w:pStyle w:val="ListBullet"/>
+      </w:pPr>
+      <w:r>
+        <w:t>One-loop renormalization: m=m₀+A(m₀²), running α(q²) for one lepton, β(e)=e³/(12π²).</w:t>
+      </w:r>
+    </w:p>
+    <w:p>
+      <w:pPr>
+        <w:pStyle w:val="ListBullet"/>
+      </w:pPr>
+      <w:r>
+        <w:t>Ward identity k_μ ℳ^μ=0, gauge-parameter independence, Bloch–Nordsieck cancellation of infrared logs.</w:t>
+      </w:r>
+    </w:p>
+    <w:p>
+      <w:pPr>
+        <w:pStyle w:val="ListBullet"/>
+      </w:pPr>
+      <w:r>
+        <w:t>Dirac g=2 from the Hamiltonian, and F2(0)=α/(2π) at one loop.</w:t>
+      </w:r>
+    </w:p>
+    <w:p>
+      <w:pPr>
+        <w:pStyle w:val="ListBullet"/>
+      </w:pPr>
+      <w:r>
+        <w:t>Leading Lamb mechanism and Uehling's −27 MHz; Schwinger's exponent and prefactor.</w:t>
+      </w:r>
+    </w:p>
+    <w:p>
+      <w:pPr>
+        <w:pStyle w:val="ListBullet"/>
+      </w:pPr>
+      <w:r>
+        <w:t>Path-integral re-derivation of the same Feynman rules.</w:t>
+      </w:r>
+    </w:p>
+    <w:p>
+      <w:pPr>
+        <w:pStyle w:val="Heading2"/>
+      </w:pPr>
+      <w:r>
+        <w:t>4 What this volume did not compute</w:t>
+      </w:r>
+    </w:p>
+    <w:p>
+      <w:r>
+        <w:t>Weak decays, QCD, gravity, the Higgs potential, two-loop g−2, a complete Lamb shift to kHz, α(M_Z) including quarks, and thermal production rates. Those absences are the honesty of the title page, not defects in Lessons 53–57.</w:t>
+      </w:r>
+    </w:p>
+    <w:p>
+      <w:r>
+        <w:rPr>
+          <w:b/>
+          <w:i/>
+        </w:rPr>
         <w:t>Worked example 2</w:t>
       </w:r>
     </w:p>
     <w:p>
       <w:r>
-        <w:t>Identify which step is a definition, which is a physical assumption, and which is algebra, using this lesson's core relation.</w:t>
+        <w:t>A reader who can derive Compton's |ℳ|², absorb A(m₀²) into m, run α with one lepton, cancel IR logs inclusively, and evaluate F2(0)=α/(2π) has completed this course. The Standard Model is the larger theory in which that QED is an accurate chapter.</w:t>
       </w:r>
     </w:p>
     <w:p>
       <w:pPr>
-        <w:pStyle w:val="Heading1"/>
-      </w:pPr>
-      <w:r>
-        <w:t>3 What is not being claimed</w:t>
-      </w:r>
-    </w:p>
-    <w:p>
-      <w:r>
-        <w:t>This lesson does not replace a numerical computer algebra evaluation of every integral it names. It does state a checkable relation, a limit, and the connection to a previous derivation in this course.</w:t>
-      </w:r>
-    </w:p>
-    <w:p>
-      <w:pPr>
-        <w:pStyle w:val="Heading1"/>
+        <w:pStyle w:val="Heading2"/>
       </w:pPr>
       <w:r>
         <w:t>Connections to QED</w:t>
@@ -433,7 +737,7 @@
           </w:tcPr>
           <w:p>
             <w:r>
-              <w:t>U(1)_EM unbroken</w:t>
+              <w:t>A_μ as the unbroken mixture</w:t>
             </w:r>
           </w:p>
         </w:tc>
@@ -450,7 +754,7 @@
           </w:tcPr>
           <w:p>
             <w:r>
-              <w:t>Used in later precision or formal chapters</w:t>
+              <w:t>Why the photon of Lessons 37–85 stays massless</w:t>
             </w:r>
           </w:p>
         </w:tc>
@@ -470,7 +774,7 @@
           </w:tcPr>
           <w:p>
             <w:r>
-              <w:t>QED as effective theory</w:t>
+              <w:t>QED as E≪M_W effective theory</w:t>
             </w:r>
           </w:p>
         </w:tc>
@@ -488,7 +792,43 @@
           </w:tcPr>
           <w:p>
             <w:r>
-              <w:t>Organizes the present calculation</w:t>
+              <w:t>Scope of the volume</w:t>
+            </w:r>
+          </w:p>
+        </w:tc>
+      </w:tr>
+      <w:tr>
+        <w:tc>
+          <w:tcPr>
+            <w:tcW w:type="dxa" w:w="3264"/>
+            <w:vAlign w:val="center"/>
+            <w:tcMar>
+              <w:top w:w="100" w:type="dxa"/>
+              <w:start w:w="100" w:type="dxa"/>
+              <w:bottom w:w="100" w:type="dxa"/>
+              <w:end w:w="100" w:type="dxa"/>
+            </w:tcMar>
+          </w:tcPr>
+          <w:p>
+            <w:r>
+              <w:t>List of derived results</w:t>
+            </w:r>
+          </w:p>
+        </w:tc>
+        <w:tc>
+          <w:tcPr>
+            <w:tcW w:type="dxa" w:w="6528"/>
+            <w:vAlign w:val="center"/>
+            <w:tcMar>
+              <w:top w:w="100" w:type="dxa"/>
+              <w:start w:w="100" w:type="dxa"/>
+              <w:bottom w:w="100" w:type="dxa"/>
+              <w:end w:w="100" w:type="dxa"/>
+            </w:tcMar>
+          </w:tcPr>
+          <w:p>
+            <w:r>
+              <w:t>Capstone</w:t>
             </w:r>
           </w:p>
         </w:tc>
@@ -496,7 +836,7 @@
     </w:tbl>
     <w:p>
       <w:pPr>
-        <w:pStyle w:val="Heading1"/>
+        <w:pStyle w:val="Heading2"/>
       </w:pPr>
       <w:r>
         <w:t>Summary</w:t>
@@ -511,7 +851,7 @@
         </w:numPr>
       </w:pPr>
       <w:r>
-        <w:t>This course quantized a U(1) gauge theory of electrons and photons.</w:t>
+        <w:t>The photon is the unbroken mixture of W³ and B.</w:t>
       </w:r>
     </w:p>
     <w:p>
@@ -523,7 +863,7 @@
         </w:numPr>
       </w:pPr>
       <w:r>
-        <w:t>The core relation is stated and checked in a limit.</w:t>
+        <w:t>U(1)_EM is massless; W and Z are not.</w:t>
       </w:r>
     </w:p>
     <w:p>
@@ -535,12 +875,36 @@
         </w:numPr>
       </w:pPr>
       <w:r>
-        <w:t>Earlier lessons supply the ingredients; this lesson supplies the interpretation.</w:t>
+        <w:t>Below M_W, this course's QED is the right theory for flavor-conserving electromagnetic processes.</w:t>
       </w:r>
     </w:p>
     <w:p>
       <w:pPr>
-        <w:pStyle w:val="Heading1"/>
+        <w:pStyle w:val="ListNumber"/>
+        <w:numPr>
+          <w:ilvl w:val="0"/>
+          <w:numId w:val="10"/>
+        </w:numPr>
+      </w:pPr>
+      <w:r>
+        <w:t>The volume's derived results are the tree processes, one-loop running, IR cancellation, g=2, a=α/(2π), and the Lamb and Schwinger mechanisms.</w:t>
+      </w:r>
+    </w:p>
+    <w:p>
+      <w:pPr>
+        <w:pStyle w:val="ListNumber"/>
+        <w:numPr>
+          <w:ilvl w:val="0"/>
+          <w:numId w:val="10"/>
+        </w:numPr>
+      </w:pPr>
+      <w:r>
+        <w:t>Weak, strong, and gravitational physics are outside the book.</w:t>
+      </w:r>
+    </w:p>
+    <w:p>
+      <w:pPr>
+        <w:pStyle w:val="Heading2"/>
       </w:pPr>
       <w:r>
         <w:t>Exercises</w:t>
@@ -636,7 +1000,7 @@
           </w:tcPr>
           <w:p>
             <w:r>
-              <w:t>State the core relation without looking.</w:t>
+              <w:t>Write A_μ and Z_μ in terms of B_μ, W³_μ, and θ_W.</w:t>
             </w:r>
           </w:p>
         </w:tc>
@@ -674,7 +1038,7 @@
           </w:tcPr>
           <w:p>
             <w:r>
-              <w:t>Name the earlier lesson that supplies the main ingredient.</w:t>
+              <w:t>Which generator remains unbroken, in words?</w:t>
             </w:r>
           </w:p>
         </w:tc>
@@ -710,7 +1074,7 @@
           </w:tcPr>
           <w:p>
             <w:r>
-              <w:t>Check a special case or limit of the relation.</w:t>
+              <w:t>Why is m_γ still zero?</w:t>
             </w:r>
           </w:p>
         </w:tc>
@@ -748,7 +1112,7 @@
           </w:tcPr>
           <w:p>
             <w:r>
-              <w:t>Identify one convention that would change intermediate signs but not the observable.</w:t>
+              <w:t>Estimate the relative size of a virtual-Z correction to Møller scattering at √s=1 GeV.</w:t>
             </w:r>
           </w:p>
         </w:tc>
@@ -784,7 +1148,7 @@
           </w:tcPr>
           <w:p>
             <w:r>
-              <w:t>Write the mass dimension of each new symbol.</w:t>
+              <w:t>Name four results this volume derived.</w:t>
             </w:r>
           </w:p>
         </w:tc>
@@ -822,7 +1186,7 @@
           </w:tcPr>
           <w:p>
             <w:r>
-              <w:t>Explain, in one sentence, what would go wrong if the main assumption were dropped.</w:t>
+              <w:t>Name four results it did not.</w:t>
             </w:r>
           </w:p>
         </w:tc>
@@ -858,7 +1222,7 @@
           </w:tcPr>
           <w:p>
             <w:r>
-              <w:t>Connect this result to a tree-level process in Part VIII.</w:t>
+              <w:t>Is α a high-energy input or a low-energy measurement in this course?</w:t>
             </w:r>
           </w:p>
         </w:tc>
@@ -896,7 +1260,7 @@
           </w:tcPr>
           <w:p>
             <w:r>
-              <w:t>Connect this result to a loop in Part IX.</w:t>
+              <w:t>Why do quarks belong in α(M_Z) but not in Lesson 56's Compton formula at optical energies?</w:t>
             </w:r>
           </w:p>
         </w:tc>
@@ -932,7 +1296,7 @@
           </w:tcPr>
           <w:p>
             <w:r>
-              <w:t>Is the result ultraviolet, infrared, or finite? Justify.</w:t>
+              <w:t>Connect this lesson to Lesson 38's local U(1).</w:t>
             </w:r>
           </w:p>
         </w:tc>
@@ -970,229 +1334,7 @@
           </w:tcPr>
           <w:p>
             <w:r>
-              <w:t>Quote a number, a sign, or a functional form from the lesson.</w:t>
-            </w:r>
-          </w:p>
-        </w:tc>
-      </w:tr>
-      <w:tr>
-        <w:tc>
-          <w:tcPr>
-            <w:tcW w:type="dxa" w:w="720"/>
-            <w:vAlign w:val="center"/>
-            <w:tcMar>
-              <w:top w:w="100" w:type="dxa"/>
-              <w:start w:w="100" w:type="dxa"/>
-              <w:bottom w:w="100" w:type="dxa"/>
-              <w:end w:w="100" w:type="dxa"/>
-            </w:tcMar>
-          </w:tcPr>
-          <w:p>
-            <w:r>
-              <w:t>11</w:t>
-            </w:r>
-          </w:p>
-        </w:tc>
-        <w:tc>
-          <w:tcPr>
-            <w:tcW w:type="dxa" w:w="9072"/>
-            <w:vAlign w:val="center"/>
-            <w:tcMar>
-              <w:top w:w="100" w:type="dxa"/>
-              <w:start w:w="100" w:type="dxa"/>
-              <w:bottom w:w="100" w:type="dxa"/>
-              <w:end w:w="100" w:type="dxa"/>
-            </w:tcMar>
-          </w:tcPr>
-          <w:p>
-            <w:r>
-              <w:t>What measurement would test this?</w:t>
-            </w:r>
-          </w:p>
-        </w:tc>
-      </w:tr>
-      <w:tr>
-        <w:tc>
-          <w:tcPr>
-            <w:tcW w:type="dxa" w:w="720"/>
-            <w:vAlign w:val="center"/>
-            <w:shd w:fill="EAF2F8"/>
-            <w:tcMar>
-              <w:top w:w="100" w:type="dxa"/>
-              <w:start w:w="100" w:type="dxa"/>
-              <w:bottom w:w="100" w:type="dxa"/>
-              <w:end w:w="100" w:type="dxa"/>
-            </w:tcMar>
-          </w:tcPr>
-          <w:p>
-            <w:r>
-              <w:t>12</w:t>
-            </w:r>
-          </w:p>
-        </w:tc>
-        <w:tc>
-          <w:tcPr>
-            <w:tcW w:type="dxa" w:w="9072"/>
-            <w:vAlign w:val="center"/>
-            <w:shd w:fill="EAF2F8"/>
-            <w:tcMar>
-              <w:top w:w="100" w:type="dxa"/>
-              <w:start w:w="100" w:type="dxa"/>
-              <w:bottom w:w="100" w:type="dxa"/>
-              <w:end w:w="100" w:type="dxa"/>
-            </w:tcMar>
-          </w:tcPr>
-          <w:p>
-            <w:r>
-              <w:t>What does this lesson explicitly not compute?</w:t>
-            </w:r>
-          </w:p>
-        </w:tc>
-      </w:tr>
-      <w:tr>
-        <w:tc>
-          <w:tcPr>
-            <w:tcW w:type="dxa" w:w="720"/>
-            <w:vAlign w:val="center"/>
-            <w:tcMar>
-              <w:top w:w="100" w:type="dxa"/>
-              <w:start w:w="100" w:type="dxa"/>
-              <w:bottom w:w="100" w:type="dxa"/>
-              <w:end w:w="100" w:type="dxa"/>
-            </w:tcMar>
-          </w:tcPr>
-          <w:p>
-            <w:r>
-              <w:t>13</w:t>
-            </w:r>
-          </w:p>
-        </w:tc>
-        <w:tc>
-          <w:tcPr>
-            <w:tcW w:type="dxa" w:w="9072"/>
-            <w:vAlign w:val="center"/>
-            <w:tcMar>
-              <w:top w:w="100" w:type="dxa"/>
-              <w:start w:w="100" w:type="dxa"/>
-              <w:bottom w:w="100" w:type="dxa"/>
-              <w:end w:w="100" w:type="dxa"/>
-            </w:tcMar>
-          </w:tcPr>
-          <w:p>
-            <w:r>
-              <w:t>Write a one-line Feynman-diagram description of the effect.</w:t>
-            </w:r>
-          </w:p>
-        </w:tc>
-      </w:tr>
-      <w:tr>
-        <w:tc>
-          <w:tcPr>
-            <w:tcW w:type="dxa" w:w="720"/>
-            <w:vAlign w:val="center"/>
-            <w:shd w:fill="EAF2F8"/>
-            <w:tcMar>
-              <w:top w:w="100" w:type="dxa"/>
-              <w:start w:w="100" w:type="dxa"/>
-              <w:bottom w:w="100" w:type="dxa"/>
-              <w:end w:w="100" w:type="dxa"/>
-            </w:tcMar>
-          </w:tcPr>
-          <w:p>
-            <w:r>
-              <w:t>14</w:t>
-            </w:r>
-          </w:p>
-        </w:tc>
-        <w:tc>
-          <w:tcPr>
-            <w:tcW w:type="dxa" w:w="9072"/>
-            <w:vAlign w:val="center"/>
-            <w:shd w:fill="EAF2F8"/>
-            <w:tcMar>
-              <w:top w:w="100" w:type="dxa"/>
-              <w:start w:w="100" w:type="dxa"/>
-              <w:bottom w:w="100" w:type="dxa"/>
-              <w:end w:w="100" w:type="dxa"/>
-            </w:tcMar>
-          </w:tcPr>
-          <w:p>
-            <w:r>
-              <w:t>Restate the result in the notation of Lesson 41's Lagrangian if possible.</w:t>
-            </w:r>
-          </w:p>
-        </w:tc>
-      </w:tr>
-      <w:tr>
-        <w:tc>
-          <w:tcPr>
-            <w:tcW w:type="dxa" w:w="720"/>
-            <w:vAlign w:val="center"/>
-            <w:tcMar>
-              <w:top w:w="100" w:type="dxa"/>
-              <w:start w:w="100" w:type="dxa"/>
-              <w:bottom w:w="100" w:type="dxa"/>
-              <w:end w:w="100" w:type="dxa"/>
-            </w:tcMar>
-          </w:tcPr>
-          <w:p>
-            <w:r>
-              <w:t>15</w:t>
-            </w:r>
-          </w:p>
-        </w:tc>
-        <w:tc>
-          <w:tcPr>
-            <w:tcW w:type="dxa" w:w="9072"/>
-            <w:vAlign w:val="center"/>
-            <w:tcMar>
-              <w:top w:w="100" w:type="dxa"/>
-              <w:start w:w="100" w:type="dxa"/>
-              <w:bottom w:w="100" w:type="dxa"/>
-              <w:end w:w="100" w:type="dxa"/>
-            </w:tcMar>
-          </w:tcPr>
-          <w:p>
-            <w:r>
-              <w:t>Give a wrong statement a reader might walk away with, and correct it.</w:t>
-            </w:r>
-          </w:p>
-        </w:tc>
-      </w:tr>
-      <w:tr>
-        <w:tc>
-          <w:tcPr>
-            <w:tcW w:type="dxa" w:w="720"/>
-            <w:vAlign w:val="center"/>
-            <w:shd w:fill="EAF2F8"/>
-            <w:tcMar>
-              <w:top w:w="100" w:type="dxa"/>
-              <w:start w:w="100" w:type="dxa"/>
-              <w:bottom w:w="100" w:type="dxa"/>
-              <w:end w:w="100" w:type="dxa"/>
-            </w:tcMar>
-          </w:tcPr>
-          <w:p>
-            <w:r>
-              <w:t>16</w:t>
-            </w:r>
-          </w:p>
-        </w:tc>
-        <w:tc>
-          <w:tcPr>
-            <w:tcW w:type="dxa" w:w="9072"/>
-            <w:vAlign w:val="center"/>
-            <w:shd w:fill="EAF2F8"/>
-            <w:tcMar>
-              <w:top w:w="100" w:type="dxa"/>
-              <w:start w:w="100" w:type="dxa"/>
-              <w:bottom w:w="100" w:type="dxa"/>
-              <w:end w:w="100" w:type="dxa"/>
-            </w:tcMar>
-          </w:tcPr>
-          <w:p>
-            <w:r>
-              <w:t>Challenge: sketch the next correction beyond this lesson's order.</w:t>
+              <w:t>Challenge: given M_Z=M_W/cosθ_W at tree level in the Standard Model, and M_W≈80.4 GeV, M_Z≈91.2 GeV, estimate sin²θ_W, and state that this course does not derive that relation.</w:t>
             </w:r>
           </w:p>
         </w:tc>
@@ -1200,7 +1342,7 @@
     </w:tbl>
     <w:p>
       <w:pPr>
-        <w:pStyle w:val="Heading1"/>
+        <w:pStyle w:val="Heading2"/>
       </w:pPr>
       <w:r>
         <w:t>Solutions</w:t>
@@ -1217,7 +1359,7 @@
         <w:t xml:space="preserve"> </w:t>
       </w:r>
       <w:r>
-        <w:t>See the displayed relation in Section 1.</w:t>
+        <w:t>A=B cosθ_W+W³ sinθ_W, Z=−B sinθ_W+W³ cosθ_W.</w:t>
       </w:r>
     </w:p>
     <w:p>
@@ -1231,7 +1373,7 @@
         <w:t xml:space="preserve"> </w:t>
       </w:r>
       <w:r>
-        <w:t>Named in the opening and in Worked example 1.</w:t>
+        <w:t>Electric charge Q=T³+Y/2, which annihilates the scalar vacuum expectation value.</w:t>
       </w:r>
     </w:p>
     <w:p>
@@ -1245,7 +1387,7 @@
         <w:t xml:space="preserve"> </w:t>
       </w:r>
       <w:r>
-        <w:t>The low-energy, on-shell, or μ→μ₀ limit discussed in Section 2.</w:t>
+        <w:t>The Ward identity for the unbroken U(1)_EM.</w:t>
       </w:r>
     </w:p>
     <w:p>
@@ -1259,7 +1401,7 @@
         <w:t xml:space="preserve"> </w:t>
       </w:r>
       <w:r>
-        <w:t>Metric signature, charge-sign convention, or ξ; observables unchanged.</w:t>
+        <w:t>s/M_Z²∼(1 GeV/91 GeV)²∼10⁻⁴, a 0.01% amplitude correction, smaller than typical one-loop QED.</w:t>
       </w:r>
     </w:p>
     <w:p>
@@ -1273,7 +1415,7 @@
         <w:t xml:space="preserve"> </w:t>
       </w:r>
       <w:r>
-        <w:t>Read off from ℒ having dimension 4, as in Lesson 25.</w:t>
+        <w:t>Any four from Section 3.</w:t>
       </w:r>
     </w:p>
     <w:p>
@@ -1287,7 +1429,7 @@
         <w:t xml:space="preserve"> </w:t>
       </w:r>
       <w:r>
-        <w:t>The derivation's first step would not be available; the result would not follow.</w:t>
+        <w:t>Any four from Section 4.</w:t>
       </w:r>
     </w:p>
     <w:p>
@@ -1301,7 +1443,7 @@
         <w:t xml:space="preserve"> </w:t>
       </w:r>
       <w:r>
-        <w:t>Part VIII supplies the tree process whose correction this is, or the kinematics.</w:t>
+        <w:t>Low-energy: α=e²/4π measured at q²≈0, Lesson 43 and Lesson 68.</w:t>
       </w:r>
     </w:p>
     <w:p>
@@ -1315,7 +1457,7 @@
         <w:t xml:space="preserve"> </w:t>
       </w:r>
       <w:r>
-        <w:t>Part IX supplies the loop integral being interpreted.</w:t>
+        <w:t>Optical Compton has |q|≪m_hadron; quark loops are already absorbed into the measured α(0) and do not appear as extra diagrams at that scale. At q∼M_Z they must be included in the running.</w:t>
       </w:r>
     </w:p>
     <w:p>
@@ -1329,7 +1471,7 @@
         <w:t xml:space="preserve"> </w:t>
       </w:r>
       <w:r>
-        <w:t>Stated in the lesson: UV absorbed, IR cancelled inclusively, or finite prediction.</w:t>
+        <w:t>Lesson 38's local U(1) is the unbroken electromagnetic subgroup of the electroweak group.</w:t>
       </w:r>
     </w:p>
     <w:p>
@@ -1343,96 +1485,12 @@
         <w:t xml:space="preserve"> </w:t>
       </w:r>
       <w:r>
-        <w:t>The number or form in the introduction.</w:t>
-      </w:r>
-    </w:p>
-    <w:p>
-      <w:r>
-        <w:rPr>
-          <w:b/>
-        </w:rPr>
-        <w:t>11.</w:t>
-      </w:r>
-      <w:r>
-        <w:t xml:space="preserve"> </w:t>
-      </w:r>
-      <w:r>
-        <w:t>The precision experiment named, or a scattering process at the relevant q².</w:t>
-      </w:r>
-    </w:p>
-    <w:p>
-      <w:r>
-        <w:rPr>
-          <w:b/>
-        </w:rPr>
-        <w:t>12.</w:t>
-      </w:r>
-      <w:r>
-        <w:t xml:space="preserve"> </w:t>
-      </w:r>
-      <w:r>
-        <w:t>Full numerical integral, higher loops, or hadronic pieces, as the opening said.</w:t>
-      </w:r>
-    </w:p>
-    <w:p>
-      <w:r>
-        <w:rPr>
-          <w:b/>
-        </w:rPr>
-        <w:t>13.</w:t>
-      </w:r>
-      <w:r>
-        <w:t xml:space="preserve"> </w:t>
-      </w:r>
-      <w:r>
-        <w:t>The diagram of the relevant lesson (vertex, vacuum polarization, or emission).</w:t>
-      </w:r>
-    </w:p>
-    <w:p>
-      <w:r>
-        <w:rPr>
-          <w:b/>
-        </w:rPr>
-        <w:t>14.</w:t>
-      </w:r>
-      <w:r>
-        <w:t xml:space="preserve"> </w:t>
-      </w:r>
-      <w:r>
-        <w:t>Match symbols to e, m, A_μ, ψ as appropriate.</w:t>
-      </w:r>
-    </w:p>
-    <w:p>
-      <w:r>
-        <w:rPr>
-          <w:b/>
-        </w:rPr>
-        <w:t>15.</w:t>
-      </w:r>
-      <w:r>
-        <w:t xml:space="preserve"> </w:t>
-      </w:r>
-      <w:r>
-        <w:t>A common overclaim is that the template slogans were already a derivation; this lesson is the derivation of the named relation only, at the stated order.</w:t>
-      </w:r>
-    </w:p>
-    <w:p>
-      <w:r>
-        <w:rPr>
-          <w:b/>
-        </w:rPr>
-        <w:t>16.</w:t>
-      </w:r>
-      <w:r>
-        <w:t xml:space="preserve"> </w:t>
-      </w:r>
-      <w:r>
-        <w:t>The next order in α, or the next operator in an effective Lagrangian.</w:t>
+        <w:t>cosθ_W≈80.4/91.2≈0.882, sin²θ_W≈0.222, the tree-level estimate. Radiative corrections shift the quoted value; this course does not compute them.</w:t>
       </w:r>
     </w:p>
     <w:p>
       <w:pPr>
-        <w:pStyle w:val="Heading1"/>
+        <w:pStyle w:val="Heading2"/>
       </w:pPr>
       <w:r>
         <w:t>Mastery checklist</w:t>
@@ -1443,7 +1501,7 @@
         <w:pStyle w:val="ListBullet"/>
       </w:pPr>
       <w:r>
-        <w:t>I can state this lesson's core relation and the lesson it depends on.</w:t>
+        <w:t>I can write the photon as an unbroken mixture and say why it is massless.</w:t>
       </w:r>
     </w:p>
     <w:p>
@@ -1451,7 +1509,7 @@
         <w:pStyle w:val="ListBullet"/>
       </w:pPr>
       <w:r>
-        <w:t>I can check a limit and name what is not computed.</w:t>
+        <w:t>I can describe QED as the E≪M_W effective theory.</w:t>
       </w:r>
     </w:p>
     <w:p>
@@ -1459,12 +1517,12 @@
         <w:pStyle w:val="ListBullet"/>
       </w:pPr>
       <w:r>
-        <w:t>I can place the result among tree processes, loops, and measurements.</w:t>
+        <w:t>I can list what this volume derived and what it left out.</w:t>
       </w:r>
     </w:p>
     <w:p>
       <w:pPr>
-        <w:pStyle w:val="Heading1"/>
+        <w:pStyle w:val="Heading2"/>
       </w:pPr>
       <w:r>
         <w:t>Next lesson</w:t>

--- a/Science Books/QED Course/Lesson 86 Connection to the Standard Model.docx
+++ b/Science Books/QED Course/Lesson 86 Connection to the Standard Model.docx
@@ -34,7 +34,7 @@
           <w:b/>
           <w:sz w:val="26"/>
         </w:rPr>
-        <w:t>U(1)_EM is a leftover after electroweak symmetry breaking; QED as completed in this course is the long-distance theory of photons and charged fermions</w:t>
+        <w:t>QED is the unbroken remnant of the electroweak SU(2)×U(1)_Y theory: the photon is the massless combination sinθ_W W³ + cosθ_W B, e = g sinθ_W, the Z couples to T³ − sin²θ_W Q, anomalies cancel only with three colors of fractionally charged quarks, and below M_W this course's theory is the correct effective description</w:t>
       </w:r>
     </w:p>
     <w:p>
@@ -66,7 +66,7 @@
     </w:p>
     <w:p>
       <w:r>
-        <w:t>This course quantized a U(1) gauge theory of electrons and photons. In the Standard Model the photon is a mixture of the weak hypercharge boson and the third weak isospin boson, after a scalar vacuum expectation value breaks SU(2)×U(1)_Y to U(1)_EM. This lesson states that mixing, identifies α as a low-energy parameter, and lists what this volume computed. It does not derive the Higgs potential or compute a weak decay. Expect four to five hours.</w:t>
+        <w:t>This course quantized a U(1) gauge theory of electrons and photons and carried it to one loop and beyond. Nature uses a larger gauge theory, and QED is the part of it that survives at low energy. This lesson shows where QED fits. It first identifies three places where QED alone is not enough: its Landau pole, the weak force, and parity violation. It then writes the electroweak gauge group with this course's sign conventions, gives the electron's quantum numbers, and derives the W, Z, and photon masses from a scalar vacuum expectation value. That derivation shows why the photon stays massless and why e = g sinθ_W. Next it derives the Z couplings and the small weak charge of the electron. It predicts M_W from G_F, α, and sin²θ_W, and runs α to M_Z using Lesson 68's formula. Finally it shows that the theory is consistent only if the quark charges and colors are what they are, and explains why QED, as built here, is the correct theory of electrons and photons far below 80 GeV. The Higgs mechanism is used, not derived in full. Expect six to eight hours.</w:t>
       </w:r>
     </w:p>
     <w:p>
@@ -82,7 +82,7 @@
         <w:pStyle w:val="ListBullet"/>
       </w:pPr>
       <w:r>
-        <w:t>Write the photon as a mixture A_μ=B_μ cosθ_W + W³_μ sinθ_W, with the orthogonal combination the Z.</w:t>
+        <w:t>Estimate the Landau pole of QED, and name the low-energy evidence for physics beyond it.</w:t>
       </w:r>
     </w:p>
     <w:p>
@@ -90,7 +90,7 @@
         <w:pStyle w:val="ListBullet"/>
       </w:pPr>
       <w:r>
-        <w:t>State that the photon remains massless because U(1)_EM is unbroken, while W and Z are massive.</w:t>
+        <w:t>Write the SU(2)_L × U(1)_Y covariant derivative in the course's sign convention, with Q = T³ + Y/2, and assign the electron's quantum numbers.</w:t>
       </w:r>
     </w:p>
     <w:p>
@@ -98,7 +98,7 @@
         <w:pStyle w:val="ListBullet"/>
       </w:pPr>
       <w:r>
-        <w:t>Identify QED as the effective theory below the weak scale for processes that do not change flavor or emit W/Z.</w:t>
+        <w:t>Derive M_W = gv/2, M_Z = √(g² + g′²)v/2, and M_γ = 0 from |D_μ⟨Φ⟩|², and identify the photon and Z.</w:t>
       </w:r>
     </w:p>
     <w:p>
@@ -106,7 +106,31 @@
         <w:pStyle w:val="ListBullet"/>
       </w:pPr>
       <w:r>
-        <w:t>List what this volume derived and what it did not.</w:t>
+        <w:t>Derive e = g sinθ_W = g′cosθ_W and the Z coupling (g/cosθ_W)(T³ − sin²θ_W Q).</w:t>
+      </w:r>
+    </w:p>
+    <w:p>
+      <w:pPr>
+        <w:pStyle w:val="ListBullet"/>
+      </w:pPr>
+      <w:r>
+        <w:t>Predict M_W from G_F, α(M_Z), and sin²θ_W, and compute the leptonic part of the running of α to M_Z.</w:t>
+      </w:r>
+    </w:p>
+    <w:p>
+      <w:pPr>
+        <w:pStyle w:val="ListBullet"/>
+      </w:pPr>
+      <w:r>
+        <w:t>Verify anomaly cancellation in one generation, and explain the role of three colors.</w:t>
+      </w:r>
+    </w:p>
+    <w:p>
+      <w:pPr>
+        <w:pStyle w:val="ListBullet"/>
+      </w:pPr>
+      <w:r>
+        <w:t>State the size of weak corrections to QED processes, and list what this volume derived and what it quoted.</w:t>
       </w:r>
     </w:p>
     <w:p>
@@ -190,7 +214,7 @@
           </w:tcPr>
           <w:p>
             <w:r>
-              <w:t>SU(2)×U(1)_Y</w:t>
+              <w:t>W^a_μ, B_μ</w:t>
             </w:r>
           </w:p>
         </w:tc>
@@ -207,7 +231,7 @@
           </w:tcPr>
           <w:p>
             <w:r>
-              <w:t>Electroweak gauge group, not derived here</w:t>
+              <w:t>SU(2)_L and U(1)_Y gauge fields, with couplings g and g′</w:t>
             </w:r>
           </w:p>
         </w:tc>
@@ -227,7 +251,7 @@
           </w:tcPr>
           <w:p>
             <w:r>
-              <w:t>θ_W</w:t>
+              <w:t>T^a, Y</w:t>
             </w:r>
           </w:p>
         </w:tc>
@@ -245,7 +269,7 @@
           </w:tcPr>
           <w:p>
             <w:r>
-              <w:t>Weak mixing angle</w:t>
+              <w:t>Weak isospin generators (σ^a/2 on doublets) and hypercharge</w:t>
             </w:r>
           </w:p>
         </w:tc>
@@ -264,7 +288,7 @@
           </w:tcPr>
           <w:p>
             <w:r>
-              <w:t>M_W, M_Z</w:t>
+              <w:t>Q</w:t>
             </w:r>
           </w:p>
         </w:tc>
@@ -281,7 +305,7 @@
           </w:tcPr>
           <w:p>
             <w:r>
-              <w:t>W and Z masses, ~80 GeV and ~91 GeV</w:t>
+              <w:t>Electric charge in units of e, Q = T³ + Y/2</w:t>
             </w:r>
           </w:p>
         </w:tc>
@@ -301,7 +325,7 @@
           </w:tcPr>
           <w:p>
             <w:r>
-              <w:t>U(1)_EM</w:t>
+              <w:t>Φ, v</w:t>
             </w:r>
           </w:p>
         </w:tc>
@@ -319,49 +343,655 @@
           </w:tcPr>
           <w:p>
             <w:r>
-              <w:t>Unbroken electromagnetic gauge group of this course</w:t>
+              <w:t>Higgs doublet with hypercharge Y = 1, and its vacuum value, 246.22 GeV</w:t>
+            </w:r>
+          </w:p>
+        </w:tc>
+      </w:tr>
+      <w:tr>
+        <w:tc>
+          <w:tcPr>
+            <w:tcW w:type="dxa" w:w="2160"/>
+            <w:vAlign w:val="center"/>
+            <w:tcMar>
+              <w:top w:w="100" w:type="dxa"/>
+              <w:start w:w="100" w:type="dxa"/>
+              <w:bottom w:w="100" w:type="dxa"/>
+              <w:end w:w="100" w:type="dxa"/>
+            </w:tcMar>
+          </w:tcPr>
+          <w:p>
+            <w:r>
+              <w:t>θ_W</w:t>
+            </w:r>
+          </w:p>
+        </w:tc>
+        <w:tc>
+          <w:tcPr>
+            <w:tcW w:type="dxa" w:w="7632"/>
+            <w:vAlign w:val="center"/>
+            <w:tcMar>
+              <w:top w:w="100" w:type="dxa"/>
+              <w:start w:w="100" w:type="dxa"/>
+              <w:bottom w:w="100" w:type="dxa"/>
+              <w:end w:w="100" w:type="dxa"/>
+            </w:tcMar>
+          </w:tcPr>
+          <w:p>
+            <w:r>
+              <w:t>Weak mixing angle, tanθ_W = g′/g; sin²θ_W = 0.2312 (MS-bar at M_Z)</w:t>
+            </w:r>
+          </w:p>
+        </w:tc>
+      </w:tr>
+      <w:tr>
+        <w:tc>
+          <w:tcPr>
+            <w:tcW w:type="dxa" w:w="2160"/>
+            <w:vAlign w:val="center"/>
+            <w:shd w:fill="EAF2F8"/>
+            <w:tcMar>
+              <w:top w:w="100" w:type="dxa"/>
+              <w:start w:w="100" w:type="dxa"/>
+              <w:bottom w:w="100" w:type="dxa"/>
+              <w:end w:w="100" w:type="dxa"/>
+            </w:tcMar>
+          </w:tcPr>
+          <w:p>
+            <w:r>
+              <w:t>W^±, Z</w:t>
+            </w:r>
+          </w:p>
+        </w:tc>
+        <w:tc>
+          <w:tcPr>
+            <w:tcW w:type="dxa" w:w="7632"/>
+            <w:vAlign w:val="center"/>
+            <w:shd w:fill="EAF2F8"/>
+            <w:tcMar>
+              <w:top w:w="100" w:type="dxa"/>
+              <w:start w:w="100" w:type="dxa"/>
+              <w:bottom w:w="100" w:type="dxa"/>
+              <w:end w:w="100" w:type="dxa"/>
+            </w:tcMar>
+          </w:tcPr>
+          <w:p>
+            <w:r>
+              <w:t>Massive gauge bosons; M_W = 80.37 GeV, M_Z = 91.19 GeV</w:t>
+            </w:r>
+          </w:p>
+        </w:tc>
+      </w:tr>
+      <w:tr>
+        <w:tc>
+          <w:tcPr>
+            <w:tcW w:type="dxa" w:w="2160"/>
+            <w:vAlign w:val="center"/>
+            <w:tcMar>
+              <w:top w:w="100" w:type="dxa"/>
+              <w:start w:w="100" w:type="dxa"/>
+              <w:bottom w:w="100" w:type="dxa"/>
+              <w:end w:w="100" w:type="dxa"/>
+            </w:tcMar>
+          </w:tcPr>
+          <w:p>
+            <w:r>
+              <w:t>G_F</w:t>
+            </w:r>
+          </w:p>
+        </w:tc>
+        <w:tc>
+          <w:tcPr>
+            <w:tcW w:type="dxa" w:w="7632"/>
+            <w:vAlign w:val="center"/>
+            <w:tcMar>
+              <w:top w:w="100" w:type="dxa"/>
+              <w:start w:w="100" w:type="dxa"/>
+              <w:bottom w:w="100" w:type="dxa"/>
+              <w:end w:w="100" w:type="dxa"/>
+            </w:tcMar>
+          </w:tcPr>
+          <w:p>
+            <w:r>
+              <w:t>Fermi constant, 1.16638×10⁻⁵ GeV⁻²</w:t>
+            </w:r>
+          </w:p>
+        </w:tc>
+      </w:tr>
+      <w:tr>
+        <w:tc>
+          <w:tcPr>
+            <w:tcW w:type="dxa" w:w="2160"/>
+            <w:vAlign w:val="center"/>
+            <w:shd w:fill="EAF2F8"/>
+            <w:tcMar>
+              <w:top w:w="100" w:type="dxa"/>
+              <w:start w:w="100" w:type="dxa"/>
+              <w:bottom w:w="100" w:type="dxa"/>
+              <w:end w:w="100" w:type="dxa"/>
+            </w:tcMar>
+          </w:tcPr>
+          <w:p>
+            <w:r>
+              <w:t>P_L, P_R</w:t>
+            </w:r>
+          </w:p>
+        </w:tc>
+        <w:tc>
+          <w:tcPr>
+            <w:tcW w:type="dxa" w:w="7632"/>
+            <w:vAlign w:val="center"/>
+            <w:shd w:fill="EAF2F8"/>
+            <w:tcMar>
+              <w:top w:w="100" w:type="dxa"/>
+              <w:start w:w="100" w:type="dxa"/>
+              <w:bottom w:w="100" w:type="dxa"/>
+              <w:end w:w="100" w:type="dxa"/>
+            </w:tcMar>
+          </w:tcPr>
+          <w:p>
+            <w:r>
+              <w:t>Chiral projectors (1 ∓ γ⁵)/2</w:t>
             </w:r>
           </w:p>
         </w:tc>
       </w:tr>
     </w:tbl>
     <w:p>
+      <w:r>
+        <w:t>Natural units. The course's convention D_μ = ∂_μ + iqA_μ is kept, so the electron, with Q = −1, has vertex ieγ^μ. In display equations, square brackets enclose function arguments and visible groupings.</w:t>
+      </w:r>
+    </w:p>
+    <w:p>
       <w:pPr>
         <w:pStyle w:val="Heading2"/>
       </w:pPr>
       <w:r>
-        <w:t>1 The photon as a leftover</w:t>
+        <w:t>1 Where QED stops</w:t>
       </w:r>
     </w:p>
     <w:p>
       <w:pPr>
-        <w:spacing w:before="160" w:after="160"/>
-        <w:jc w:val="center"/>
+        <w:pStyle w:val="Heading3"/>
       </w:pPr>
       <w:r>
-        <w:rPr>
-          <w:rFonts w:ascii="Consolas" w:hAnsi="Consolas" w:cs="Consolas" w:eastAsia="Consolas"/>
-          <w:sz w:val="20"/>
-        </w:rPr>
-        <w:t xml:space="preserve">  W³  ---- mix by θ_W ----  Z  (massive)</w:t>
-      </w:r>
-      <w:r>
-        <w:rPr>
-          <w:rFonts w:ascii="Consolas" w:hAnsi="Consolas" w:cs="Consolas" w:eastAsia="Consolas"/>
-          <w:sz w:val="20"/>
-        </w:rPr>
-        <w:br/>
-        <w:t xml:space="preserve">  B   ---- mix by θ_W ----  A  (massless photon of this course)</w:t>
+        <w:t>1.1 The Landau pole</w:t>
       </w:r>
     </w:p>
     <w:p>
       <w:r>
-        <w:t>The Standard Model starts with two gauge fields, W^a_μ of SU(2) and B_μ of U(1)_Y. After a scalar doublet acquires a vacuum expectation value, the charged combinations W^± become massive, and the two neutrals mix:</w:t>
+        <w:t>Lesson 68's running coupling with one lepton, α(Q²) = α/[1 − (α/3π)ln(Q²/m²)], grows with Q and becomes infinite where the denominator vanishes.</w:t>
+      </w:r>
+    </w:p>
+    <w:p>
+      <w:r>
+        <w:rPr>
+          <w:b/>
+          <w:i/>
+        </w:rPr>
+        <w:t>Worked example 1</w:t>
+      </w:r>
+    </w:p>
+    <w:p>
+      <w:r>
+        <w:t>Find that scale.</w:t>
+      </w:r>
+    </w:p>
+    <w:p>
+      <w:r>
+        <w:t>The pole is at ln(Q²/m²) = 3π/α, or Q = m e^{3π/2α}. With 3π/(2α) = 645.8, e^{645.8} = 10^{280.5}, so Q ≈ 0.511 MeV × 2.8×10²⁸⁰ ≈ 1.5×10²⁷⁷ GeV. This is absurdly far above the Planck scale, 1.2×10¹⁹ GeV, where gravity can no longer be ignored. The Landau pole is not a practical failure of QED, but it shows that QED cannot be a complete theory by itself. In the Standard Model, the photon's coupling is inherited from SU(2) × U(1)_Y, and its running changes above M_W.</w:t>
       </w:r>
     </w:p>
     <w:p>
       <w:pPr>
-        <w:spacing w:before="100" w:after="40"/>
+        <w:pStyle w:val="Heading3"/>
+      </w:pPr>
+      <w:r>
+        <w:t>1.2 What QED cannot explain</w:t>
+      </w:r>
+    </w:p>
+    <w:p>
+      <w:r>
+        <w:t>Three facts within reach of this course's energies need more. The muon decays, μ⁻ → e⁻ν̄_eν_μ, with lifetime 2.197 μs, a process with no photon at all. Fermi described it in 1933 by a contact interaction of strength G_F. That interaction violates parity maximally, involving only left-handed fermions. And atoms violate parity slightly. The 6s → 7s transition in cesium has a parity-violating amplitude, measured to 0.35%, which no photon exchange can produce. All three are explained by one gauge theory, of which QED is a part.</w:t>
+      </w:r>
+    </w:p>
+    <w:p>
+      <w:pPr>
+        <w:pStyle w:val="Heading2"/>
+      </w:pPr>
+      <w:r>
+        <w:t>2 The electroweak gauge theory</w:t>
+      </w:r>
+    </w:p>
+    <w:p>
+      <w:pPr>
+        <w:pStyle w:val="Heading3"/>
+      </w:pPr>
+      <w:r>
+        <w:t>2.1 Gauge group and charges</w:t>
+      </w:r>
+    </w:p>
+    <w:p>
+      <w:r>
+        <w:t>The gauge group is SU(2)_L × U(1)_Y. SU(2)_L acts only on left-handed fermions, which come in doublets. Right-handed fermions are singlets. Electric charge is the combination Q = T³ + Y/2. For the first lepton generation:</w:t>
+      </w:r>
+    </w:p>
+    <w:tbl>
+      <w:tblPr>
+        <w:tblW w:type="auto" w:w="0"/>
+        <w:jc w:val="center"/>
+        <w:tblLayout w:type="fixed"/>
+        <w:tblLook w:firstColumn="1" w:firstRow="1" w:lastColumn="0" w:lastRow="0" w:noHBand="0" w:noVBand="1" w:val="04A0"/>
+        <w:tblLayout w:type="fixed"/>
+        <w:tblLook w:firstColumn="1" w:firstRow="1" w:lastColumn="0" w:lastRow="0" w:noHBand="0" w:noVBand="1" w:val="04A0"/>
+      </w:tblPr>
+      <w:tblGrid>
+        <w:gridCol w:w="3264"/>
+        <w:gridCol w:w="1632"/>
+        <w:gridCol w:w="1632"/>
+        <w:gridCol w:w="1632"/>
+        <w:gridCol w:w="1632"/>
+      </w:tblGrid>
+      <w:tr>
+        <w:tc>
+          <w:tcPr>
+            <w:tcW w:type="dxa" w:w="3264"/>
+            <w:shd w:fill="1F4E78"/>
+            <w:vAlign w:val="center"/>
+            <w:tcMar>
+              <w:top w:w="100" w:type="dxa"/>
+              <w:start w:w="100" w:type="dxa"/>
+              <w:bottom w:w="100" w:type="dxa"/>
+              <w:end w:w="100" w:type="dxa"/>
+            </w:tcMar>
+          </w:tcPr>
+          <w:p>
+            <w:r>
+              <w:rPr>
+                <w:b/>
+                <w:color w:val="FFFFFF"/>
+              </w:rPr>
+              <w:t>Field</w:t>
+            </w:r>
+          </w:p>
+        </w:tc>
+        <w:tc>
+          <w:tcPr>
+            <w:tcW w:type="dxa" w:w="1632"/>
+            <w:shd w:fill="1F4E78"/>
+            <w:vAlign w:val="center"/>
+            <w:tcMar>
+              <w:top w:w="100" w:type="dxa"/>
+              <w:start w:w="100" w:type="dxa"/>
+              <w:bottom w:w="100" w:type="dxa"/>
+              <w:end w:w="100" w:type="dxa"/>
+            </w:tcMar>
+          </w:tcPr>
+          <w:p>
+            <w:r>
+              <w:rPr>
+                <w:b/>
+                <w:color w:val="FFFFFF"/>
+              </w:rPr>
+              <w:t>T³</w:t>
+            </w:r>
+          </w:p>
+        </w:tc>
+        <w:tc>
+          <w:tcPr>
+            <w:tcW w:type="dxa" w:w="1632"/>
+            <w:shd w:fill="1F4E78"/>
+            <w:vAlign w:val="center"/>
+            <w:tcMar>
+              <w:top w:w="100" w:type="dxa"/>
+              <w:start w:w="100" w:type="dxa"/>
+              <w:bottom w:w="100" w:type="dxa"/>
+              <w:end w:w="100" w:type="dxa"/>
+            </w:tcMar>
+          </w:tcPr>
+          <w:p>
+            <w:r>
+              <w:rPr>
+                <w:b/>
+                <w:color w:val="FFFFFF"/>
+              </w:rPr>
+              <w:t>Y</w:t>
+            </w:r>
+          </w:p>
+        </w:tc>
+        <w:tc>
+          <w:tcPr>
+            <w:tcW w:type="dxa" w:w="1632"/>
+            <w:shd w:fill="1F4E78"/>
+            <w:vAlign w:val="center"/>
+            <w:tcMar>
+              <w:top w:w="100" w:type="dxa"/>
+              <w:start w:w="100" w:type="dxa"/>
+              <w:bottom w:w="100" w:type="dxa"/>
+              <w:end w:w="100" w:type="dxa"/>
+            </w:tcMar>
+          </w:tcPr>
+          <w:p>
+            <w:r>
+              <w:rPr>
+                <w:b/>
+                <w:color w:val="FFFFFF"/>
+              </w:rPr>
+              <w:t>Q</w:t>
+            </w:r>
+          </w:p>
+        </w:tc>
+        <w:tc>
+          <w:tcPr>
+            <w:tcW w:type="dxa" w:w="1632"/>
+            <w:shd w:fill="1F4E78"/>
+            <w:vAlign w:val="center"/>
+            <w:tcMar>
+              <w:top w:w="100" w:type="dxa"/>
+              <w:start w:w="100" w:type="dxa"/>
+              <w:bottom w:w="100" w:type="dxa"/>
+              <w:end w:w="100" w:type="dxa"/>
+            </w:tcMar>
+          </w:tcPr>
+          <w:p>
+            <w:r>
+              <w:rPr>
+                <w:b/>
+                <w:color w:val="FFFFFF"/>
+              </w:rPr>
+              <w:t>Chirality</w:t>
+            </w:r>
+          </w:p>
+        </w:tc>
+      </w:tr>
+      <w:tr>
+        <w:tc>
+          <w:tcPr>
+            <w:tcW w:type="dxa" w:w="3264"/>
+            <w:vAlign w:val="center"/>
+            <w:tcMar>
+              <w:top w:w="100" w:type="dxa"/>
+              <w:start w:w="100" w:type="dxa"/>
+              <w:bottom w:w="100" w:type="dxa"/>
+              <w:end w:w="100" w:type="dxa"/>
+            </w:tcMar>
+          </w:tcPr>
+          <w:p>
+            <w:r>
+              <w:t>ν_eL</w:t>
+            </w:r>
+          </w:p>
+        </w:tc>
+        <w:tc>
+          <w:tcPr>
+            <w:tcW w:type="dxa" w:w="1632"/>
+            <w:vAlign w:val="center"/>
+            <w:tcMar>
+              <w:top w:w="100" w:type="dxa"/>
+              <w:start w:w="100" w:type="dxa"/>
+              <w:bottom w:w="100" w:type="dxa"/>
+              <w:end w:w="100" w:type="dxa"/>
+            </w:tcMar>
+          </w:tcPr>
+          <w:p>
+            <w:r>
+              <w:t>+½</w:t>
+            </w:r>
+          </w:p>
+        </w:tc>
+        <w:tc>
+          <w:tcPr>
+            <w:tcW w:type="dxa" w:w="1632"/>
+            <w:vAlign w:val="center"/>
+            <w:tcMar>
+              <w:top w:w="100" w:type="dxa"/>
+              <w:start w:w="100" w:type="dxa"/>
+              <w:bottom w:w="100" w:type="dxa"/>
+              <w:end w:w="100" w:type="dxa"/>
+            </w:tcMar>
+          </w:tcPr>
+          <w:p>
+            <w:r>
+              <w:t>−1</w:t>
+            </w:r>
+          </w:p>
+        </w:tc>
+        <w:tc>
+          <w:tcPr>
+            <w:tcW w:type="dxa" w:w="1632"/>
+            <w:vAlign w:val="center"/>
+            <w:tcMar>
+              <w:top w:w="100" w:type="dxa"/>
+              <w:start w:w="100" w:type="dxa"/>
+              <w:bottom w:w="100" w:type="dxa"/>
+              <w:end w:w="100" w:type="dxa"/>
+            </w:tcMar>
+          </w:tcPr>
+          <w:p>
+            <w:r>
+              <w:t>0</w:t>
+            </w:r>
+          </w:p>
+        </w:tc>
+        <w:tc>
+          <w:tcPr>
+            <w:tcW w:type="dxa" w:w="1632"/>
+            <w:vAlign w:val="center"/>
+            <w:tcMar>
+              <w:top w:w="100" w:type="dxa"/>
+              <w:start w:w="100" w:type="dxa"/>
+              <w:bottom w:w="100" w:type="dxa"/>
+              <w:end w:w="100" w:type="dxa"/>
+            </w:tcMar>
+          </w:tcPr>
+          <w:p>
+            <w:r>
+              <w:t>Left, doublet with e_L</w:t>
+            </w:r>
+          </w:p>
+        </w:tc>
+      </w:tr>
+      <w:tr>
+        <w:tc>
+          <w:tcPr>
+            <w:tcW w:type="dxa" w:w="3264"/>
+            <w:vAlign w:val="center"/>
+            <w:shd w:fill="EAF2F8"/>
+            <w:tcMar>
+              <w:top w:w="100" w:type="dxa"/>
+              <w:start w:w="100" w:type="dxa"/>
+              <w:bottom w:w="100" w:type="dxa"/>
+              <w:end w:w="100" w:type="dxa"/>
+            </w:tcMar>
+          </w:tcPr>
+          <w:p>
+            <w:r>
+              <w:t>e_L</w:t>
+            </w:r>
+          </w:p>
+        </w:tc>
+        <w:tc>
+          <w:tcPr>
+            <w:tcW w:type="dxa" w:w="1632"/>
+            <w:vAlign w:val="center"/>
+            <w:shd w:fill="EAF2F8"/>
+            <w:tcMar>
+              <w:top w:w="100" w:type="dxa"/>
+              <w:start w:w="100" w:type="dxa"/>
+              <w:bottom w:w="100" w:type="dxa"/>
+              <w:end w:w="100" w:type="dxa"/>
+            </w:tcMar>
+          </w:tcPr>
+          <w:p>
+            <w:r>
+              <w:t>−½</w:t>
+            </w:r>
+          </w:p>
+        </w:tc>
+        <w:tc>
+          <w:tcPr>
+            <w:tcW w:type="dxa" w:w="1632"/>
+            <w:vAlign w:val="center"/>
+            <w:shd w:fill="EAF2F8"/>
+            <w:tcMar>
+              <w:top w:w="100" w:type="dxa"/>
+              <w:start w:w="100" w:type="dxa"/>
+              <w:bottom w:w="100" w:type="dxa"/>
+              <w:end w:w="100" w:type="dxa"/>
+            </w:tcMar>
+          </w:tcPr>
+          <w:p>
+            <w:r>
+              <w:t>−1</w:t>
+            </w:r>
+          </w:p>
+        </w:tc>
+        <w:tc>
+          <w:tcPr>
+            <w:tcW w:type="dxa" w:w="1632"/>
+            <w:vAlign w:val="center"/>
+            <w:shd w:fill="EAF2F8"/>
+            <w:tcMar>
+              <w:top w:w="100" w:type="dxa"/>
+              <w:start w:w="100" w:type="dxa"/>
+              <w:bottom w:w="100" w:type="dxa"/>
+              <w:end w:w="100" w:type="dxa"/>
+            </w:tcMar>
+          </w:tcPr>
+          <w:p>
+            <w:r>
+              <w:t>−1</w:t>
+            </w:r>
+          </w:p>
+        </w:tc>
+        <w:tc>
+          <w:tcPr>
+            <w:tcW w:type="dxa" w:w="1632"/>
+            <w:vAlign w:val="center"/>
+            <w:shd w:fill="EAF2F8"/>
+            <w:tcMar>
+              <w:top w:w="100" w:type="dxa"/>
+              <w:start w:w="100" w:type="dxa"/>
+              <w:bottom w:w="100" w:type="dxa"/>
+              <w:end w:w="100" w:type="dxa"/>
+            </w:tcMar>
+          </w:tcPr>
+          <w:p>
+            <w:r>
+              <w:t>Left</w:t>
+            </w:r>
+          </w:p>
+        </w:tc>
+      </w:tr>
+      <w:tr>
+        <w:tc>
+          <w:tcPr>
+            <w:tcW w:type="dxa" w:w="3264"/>
+            <w:vAlign w:val="center"/>
+            <w:tcMar>
+              <w:top w:w="100" w:type="dxa"/>
+              <w:start w:w="100" w:type="dxa"/>
+              <w:bottom w:w="100" w:type="dxa"/>
+              <w:end w:w="100" w:type="dxa"/>
+            </w:tcMar>
+          </w:tcPr>
+          <w:p>
+            <w:r>
+              <w:t>e_R</w:t>
+            </w:r>
+          </w:p>
+        </w:tc>
+        <w:tc>
+          <w:tcPr>
+            <w:tcW w:type="dxa" w:w="1632"/>
+            <w:vAlign w:val="center"/>
+            <w:tcMar>
+              <w:top w:w="100" w:type="dxa"/>
+              <w:start w:w="100" w:type="dxa"/>
+              <w:bottom w:w="100" w:type="dxa"/>
+              <w:end w:w="100" w:type="dxa"/>
+            </w:tcMar>
+          </w:tcPr>
+          <w:p>
+            <w:r>
+              <w:t>0</w:t>
+            </w:r>
+          </w:p>
+        </w:tc>
+        <w:tc>
+          <w:tcPr>
+            <w:tcW w:type="dxa" w:w="1632"/>
+            <w:vAlign w:val="center"/>
+            <w:tcMar>
+              <w:top w:w="100" w:type="dxa"/>
+              <w:start w:w="100" w:type="dxa"/>
+              <w:bottom w:w="100" w:type="dxa"/>
+              <w:end w:w="100" w:type="dxa"/>
+            </w:tcMar>
+          </w:tcPr>
+          <w:p>
+            <w:r>
+              <w:t>−2</w:t>
+            </w:r>
+          </w:p>
+        </w:tc>
+        <w:tc>
+          <w:tcPr>
+            <w:tcW w:type="dxa" w:w="1632"/>
+            <w:vAlign w:val="center"/>
+            <w:tcMar>
+              <w:top w:w="100" w:type="dxa"/>
+              <w:start w:w="100" w:type="dxa"/>
+              <w:bottom w:w="100" w:type="dxa"/>
+              <w:end w:w="100" w:type="dxa"/>
+            </w:tcMar>
+          </w:tcPr>
+          <w:p>
+            <w:r>
+              <w:t>−1</w:t>
+            </w:r>
+          </w:p>
+        </w:tc>
+        <w:tc>
+          <w:tcPr>
+            <w:tcW w:type="dxa" w:w="1632"/>
+            <w:vAlign w:val="center"/>
+            <w:tcMar>
+              <w:top w:w="100" w:type="dxa"/>
+              <w:start w:w="100" w:type="dxa"/>
+              <w:bottom w:w="100" w:type="dxa"/>
+              <w:end w:w="100" w:type="dxa"/>
+            </w:tcMar>
+          </w:tcPr>
+          <w:p>
+            <w:r>
+              <w:t>Right, singlet</w:t>
+            </w:r>
+          </w:p>
+        </w:tc>
+      </w:tr>
+    </w:tbl>
+    <w:p>
+      <w:r>
+        <w:t>The left- and right-handed electrons have the same charge but different T³ and Y. That difference is the origin of parity violation. QED never distinguished them, because the photon couples only to Q.</w:t>
+      </w:r>
+    </w:p>
+    <w:p>
+      <w:pPr>
+        <w:pStyle w:val="Heading3"/>
+      </w:pPr>
+      <w:r>
+        <w:t>2.2 The covariant derivative</w:t>
+      </w:r>
+    </w:p>
+    <w:p>
+      <w:r>
+        <w:t>Keeping this course's sign convention,</w:t>
+      </w:r>
+    </w:p>
+    <w:p>
+      <w:pPr>
+        <w:spacing w:before="100" w:after="160"/>
         <w:jc w:val="center"/>
       </w:pPr>
       <m:oMathPara>
@@ -369,7 +999,7 @@
           <m:sSub>
             <m:e>
               <m:r>
-                <m:t xml:space="preserve">A</m:t>
+                <m:t xml:space="preserve">D</m:t>
               </m:r>
             </m:e>
             <m:sub>
@@ -384,6 +1014,100 @@
           <m:sSub>
             <m:e>
               <m:r>
+                <m:t xml:space="preserve">∂</m:t>
+              </m:r>
+            </m:e>
+            <m:sub>
+              <m:r>
+                <m:t xml:space="preserve">μ</m:t>
+              </m:r>
+            </m:sub>
+          </m:sSub>
+          <m:r>
+            <m:t xml:space="preserve">+</m:t>
+          </m:r>
+          <m:r>
+            <m:t xml:space="preserve">i</m:t>
+          </m:r>
+          <m:r>
+            <m:t xml:space="preserve"> </m:t>
+          </m:r>
+          <m:r>
+            <m:t xml:space="preserve">g</m:t>
+          </m:r>
+          <m:r>
+            <m:t xml:space="preserve"> </m:t>
+          </m:r>
+          <m:sSubSup>
+            <m:e>
+              <m:r>
+                <m:t xml:space="preserve">W</m:t>
+              </m:r>
+            </m:e>
+            <m:sub>
+              <m:r>
+                <m:t xml:space="preserve">μ</m:t>
+              </m:r>
+            </m:sub>
+            <m:sup>
+              <m:r>
+                <m:t xml:space="preserve">a</m:t>
+              </m:r>
+            </m:sup>
+          </m:sSubSup>
+          <m:r>
+            <m:t xml:space="preserve"> </m:t>
+          </m:r>
+          <m:sSup>
+            <m:e>
+              <m:r>
+                <m:t xml:space="preserve">T</m:t>
+              </m:r>
+            </m:e>
+            <m:sup>
+              <m:r>
+                <m:t xml:space="preserve">a</m:t>
+              </m:r>
+            </m:sup>
+          </m:sSup>
+          <m:r>
+            <m:t xml:space="preserve">+</m:t>
+          </m:r>
+          <m:r>
+            <m:t xml:space="preserve">i</m:t>
+          </m:r>
+          <m:r>
+            <m:t xml:space="preserve"> </m:t>
+          </m:r>
+          <m:r>
+            <m:t xml:space="preserve">g′</m:t>
+          </m:r>
+          <m:r>
+            <m:t xml:space="preserve"> </m:t>
+          </m:r>
+          <m:d>
+            <m:dPr/>
+            <m:e>
+              <m:f>
+                <m:num>
+                  <m:r>
+                    <m:t xml:space="preserve">Y</m:t>
+                  </m:r>
+                </m:num>
+                <m:den>
+                  <m:r>
+                    <m:t xml:space="preserve">2</m:t>
+                  </m:r>
+                </m:den>
+              </m:f>
+            </m:e>
+          </m:d>
+          <m:r>
+            <m:t xml:space="preserve"> </m:t>
+          </m:r>
+          <m:sSub>
+            <m:e>
+              <m:r>
                 <m:t xml:space="preserve">B</m:t>
               </m:r>
             </m:e>
@@ -393,23 +1117,540 @@
               </m:r>
             </m:sub>
           </m:sSub>
+        </m:oMath>
+      </m:oMathPara>
+    </w:p>
+    <w:p>
+      <w:r>
+        <w:t>acting on each field with its own T^a and Y. The kinetic terms ψ̄iD̸ψ contain all the gauge couplings. Mass terms such as m ē_Le_R + h.c. are forbidden, because e_L and e_R have different SU(2) × U(1) charges. The electron mass, like the W and Z masses, has to come from the vacuum.</w:t>
+      </w:r>
+    </w:p>
+    <w:p>
+      <w:pPr>
+        <w:pStyle w:val="Heading2"/>
+      </w:pPr>
+      <w:r>
+        <w:t>3 Symmetry breaking and the photon</w:t>
+      </w:r>
+    </w:p>
+    <w:p>
+      <w:pPr>
+        <w:pStyle w:val="Heading3"/>
+      </w:pPr>
+      <w:r>
+        <w:t>3.1 The vacuum value</w:t>
+      </w:r>
+    </w:p>
+    <w:p>
+      <w:r>
+        <w:t>Add a scalar doublet Φ with Y = 1 and a potential whose minimum is at |Φ|² = v²/2 ≠ 0. Choose the vacuum</w:t>
+      </w:r>
+    </w:p>
+    <w:p>
+      <w:pPr>
+        <w:spacing w:before="100" w:after="160"/>
+        <w:jc w:val="center"/>
+      </w:pPr>
+      <m:oMathPara>
+        <m:oMath>
           <m:r>
-            <m:t xml:space="preserve">cos</m:t>
+            <m:t xml:space="preserve">⟨Φ⟩</m:t>
+          </m:r>
+          <m:r>
+            <m:t xml:space="preserve">=</m:t>
+          </m:r>
+          <m:f>
+            <m:num>
+              <m:r>
+                <m:t xml:space="preserve">1</m:t>
+              </m:r>
+            </m:num>
+            <m:den>
+              <m:r>
+                <m:t xml:space="preserve">√2</m:t>
+              </m:r>
+            </m:den>
+          </m:f>
+          <m:r>
+            <m:t xml:space="preserve"> </m:t>
+          </m:r>
+          <m:d>
+            <m:dPr>
+              <m:begChr m:val="["/>
+              <m:endChr m:val="]"/>
+            </m:dPr>
+            <m:e>
+              <m:r>
+                <m:t xml:space="preserve">0</m:t>
+              </m:r>
+              <m:r>
+                <m:t xml:space="preserve">,</m:t>
+              </m:r>
+              <m:r>
+                <m:t xml:space="preserve">v</m:t>
+              </m:r>
+            </m:e>
+          </m:d>
+        </m:oMath>
+      </m:oMathPara>
+    </w:p>
+    <w:p>
+      <w:r>
+        <w:t>The lower component has T³ = −½ and Y/2 = +½, so Q = 0. The vacuum carries no electric charge. Every generator except Q changes it, so SU(2)_L × U(1)_Y is broken to U(1)_EM. The Higgs potential and the fate of the would-be Goldstone bosons, which become the longitudinal W and Z, are not derived here.</w:t>
+      </w:r>
+    </w:p>
+    <w:p>
+      <w:pPr>
+        <w:pStyle w:val="Heading3"/>
+      </w:pPr>
+      <w:r>
+        <w:t>3.2 The masses</w:t>
+      </w:r>
+    </w:p>
+    <w:p>
+      <w:r>
+        <w:t>The scalar kinetic term |D_μΦ|², evaluated at ⟨Φ⟩, gives the gauge boson masses. With T^a = σ^a/2,</w:t>
+      </w:r>
+    </w:p>
+    <w:p>
+      <w:pPr>
+        <w:spacing w:before="100" w:after="160"/>
+        <w:jc w:val="center"/>
+      </w:pPr>
+      <m:oMathPara>
+        <m:oMath>
+          <m:sSub>
+            <m:e>
+              <m:r>
+                <m:t xml:space="preserve">D</m:t>
+              </m:r>
+            </m:e>
+            <m:sub>
+              <m:r>
+                <m:t xml:space="preserve">μ</m:t>
+              </m:r>
+            </m:sub>
+          </m:sSub>
+          <m:r>
+            <m:t xml:space="preserve"> </m:t>
+          </m:r>
+          <m:r>
+            <m:t xml:space="preserve">⟨Φ⟩</m:t>
+          </m:r>
+          <m:r>
+            <m:t xml:space="preserve">=</m:t>
+          </m:r>
+          <m:d>
+            <m:dPr/>
+            <m:e>
+              <m:r>
+                <m:t xml:space="preserve">i</m:t>
+              </m:r>
+              <m:r>
+                <m:t xml:space="preserve"> </m:t>
+              </m:r>
+              <m:f>
+                <m:num>
+                  <m:r>
+                    <m:t xml:space="preserve">v</m:t>
+                  </m:r>
+                </m:num>
+                <m:den>
+                  <m:r>
+                    <m:t xml:space="preserve">2√2</m:t>
+                  </m:r>
+                </m:den>
+              </m:f>
+            </m:e>
+          </m:d>
+          <m:r>
+            <m:t xml:space="preserve"> </m:t>
+          </m:r>
+          <m:d>
+            <m:dPr>
+              <m:begChr m:val="["/>
+              <m:endChr m:val="]"/>
+            </m:dPr>
+            <m:e>
+              <m:r>
+                <m:t xml:space="preserve">g</m:t>
+              </m:r>
+              <m:r>
+                <m:t xml:space="preserve"> </m:t>
+              </m:r>
+              <m:d>
+                <m:dPr>
+                  <m:begChr m:val="["/>
+                  <m:endChr m:val="]"/>
+                </m:dPr>
+                <m:e>
+                  <m:sSubSup>
+                    <m:e>
+                      <m:r>
+                        <m:t xml:space="preserve">W</m:t>
+                      </m:r>
+                    </m:e>
+                    <m:sub>
+                      <m:r>
+                        <m:t xml:space="preserve">μ</m:t>
+                      </m:r>
+                    </m:sub>
+                    <m:sup>
+                      <m:r>
+                        <m:t xml:space="preserve">1</m:t>
+                      </m:r>
+                    </m:sup>
+                  </m:sSubSup>
+                  <m:r>
+                    <m:t xml:space="preserve">−</m:t>
+                  </m:r>
+                  <m:r>
+                    <m:t xml:space="preserve">i</m:t>
+                  </m:r>
+                  <m:r>
+                    <m:t xml:space="preserve"> </m:t>
+                  </m:r>
+                  <m:sSubSup>
+                    <m:e>
+                      <m:r>
+                        <m:t xml:space="preserve">W</m:t>
+                      </m:r>
+                    </m:e>
+                    <m:sub>
+                      <m:r>
+                        <m:t xml:space="preserve">μ</m:t>
+                      </m:r>
+                    </m:sub>
+                    <m:sup>
+                      <m:r>
+                        <m:t xml:space="preserve">2</m:t>
+                      </m:r>
+                    </m:sup>
+                  </m:sSubSup>
+                </m:e>
+              </m:d>
+              <m:r>
+                <m:t xml:space="preserve">,</m:t>
+              </m:r>
+              <m:r>
+                <m:t xml:space="preserve">−</m:t>
+              </m:r>
+              <m:r>
+                <m:t xml:space="preserve">g</m:t>
+              </m:r>
+              <m:r>
+                <m:t xml:space="preserve"> </m:t>
+              </m:r>
+              <m:sSubSup>
+                <m:e>
+                  <m:r>
+                    <m:t xml:space="preserve">W</m:t>
+                  </m:r>
+                </m:e>
+                <m:sub>
+                  <m:r>
+                    <m:t xml:space="preserve">μ</m:t>
+                  </m:r>
+                </m:sub>
+                <m:sup>
+                  <m:r>
+                    <m:t xml:space="preserve">3</m:t>
+                  </m:r>
+                </m:sup>
+              </m:sSubSup>
+              <m:r>
+                <m:t xml:space="preserve">+</m:t>
+              </m:r>
+              <m:r>
+                <m:t xml:space="preserve">g′</m:t>
+              </m:r>
+              <m:r>
+                <m:t xml:space="preserve"> </m:t>
+              </m:r>
+              <m:sSub>
+                <m:e>
+                  <m:r>
+                    <m:t xml:space="preserve">B</m:t>
+                  </m:r>
+                </m:e>
+                <m:sub>
+                  <m:r>
+                    <m:t xml:space="preserve">μ</m:t>
+                  </m:r>
+                </m:sub>
+              </m:sSub>
+            </m:e>
+          </m:d>
+        </m:oMath>
+      </m:oMathPara>
+    </w:p>
+    <w:p>
+      <w:r>
+        <w:t>Squaring, and writing W^± = (W¹ ∓ iW²)/√2,</w:t>
+      </w:r>
+    </w:p>
+    <w:p>
+      <w:pPr>
+        <w:spacing w:before="100" w:after="160"/>
+        <w:jc w:val="center"/>
+      </w:pPr>
+      <m:oMathPara>
+        <m:oMath>
+          <m:r>
+            <m:t xml:space="preserve">|</m:t>
           </m:r>
           <m:sSub>
             <m:e>
               <m:r>
-                <m:t xml:space="preserve">θ</m:t>
+                <m:t xml:space="preserve">D</m:t>
               </m:r>
             </m:e>
             <m:sub>
               <m:r>
-                <m:t xml:space="preserve">W</m:t>
+                <m:t xml:space="preserve">μ</m:t>
               </m:r>
             </m:sub>
           </m:sSub>
           <m:r>
+            <m:t xml:space="preserve"> </m:t>
+          </m:r>
+          <m:r>
+            <m:t xml:space="preserve">⟨Φ⟩</m:t>
+          </m:r>
+          <m:r>
+            <m:t xml:space="preserve">|</m:t>
+          </m:r>
+          <m:sSup>
+            <m:e/>
+            <m:sup>
+              <m:r>
+                <m:t xml:space="preserve">2</m:t>
+              </m:r>
+            </m:sup>
+          </m:sSup>
+          <m:r>
+            <m:t xml:space="preserve">=</m:t>
+          </m:r>
+          <m:d>
+            <m:dPr/>
+            <m:e>
+              <m:sSup>
+                <m:e>
+                  <m:r>
+                    <m:t xml:space="preserve">g</m:t>
+                  </m:r>
+                </m:e>
+                <m:sup>
+                  <m:r>
+                    <m:t xml:space="preserve">2</m:t>
+                  </m:r>
+                </m:sup>
+              </m:sSup>
+              <m:r>
+                <m:t xml:space="preserve"> </m:t>
+              </m:r>
+              <m:f>
+                <m:num>
+                  <m:sSup>
+                    <m:e>
+                      <m:r>
+                        <m:t xml:space="preserve">v</m:t>
+                      </m:r>
+                    </m:e>
+                    <m:sup>
+                      <m:r>
+                        <m:t xml:space="preserve">2</m:t>
+                      </m:r>
+                    </m:sup>
+                  </m:sSup>
+                </m:num>
+                <m:den>
+                  <m:r>
+                    <m:t xml:space="preserve">4</m:t>
+                  </m:r>
+                </m:den>
+              </m:f>
+            </m:e>
+          </m:d>
+          <m:r>
+            <m:t xml:space="preserve"> </m:t>
+          </m:r>
+          <m:sSubSup>
+            <m:e>
+              <m:r>
+                <m:t xml:space="preserve">W</m:t>
+              </m:r>
+            </m:e>
+            <m:sub>
+              <m:r>
+                <m:t xml:space="preserve">μ</m:t>
+              </m:r>
+            </m:sub>
+            <m:sup>
+              <m:r>
+                <m:t xml:space="preserve">+</m:t>
+              </m:r>
+            </m:sup>
+          </m:sSubSup>
+          <m:r>
+            <m:t xml:space="preserve"> </m:t>
+          </m:r>
+          <m:sSup>
+            <m:e>
+              <m:r>
+                <m:t xml:space="preserve">W</m:t>
+              </m:r>
+            </m:e>
+            <m:sup>
+              <m:r>
+                <m:t xml:space="preserve">−</m:t>
+              </m:r>
+              <m:r>
+                <m:t xml:space="preserve">μ</m:t>
+              </m:r>
+            </m:sup>
+          </m:sSup>
+          <m:r>
             <m:t xml:space="preserve">+</m:t>
+          </m:r>
+          <m:f>
+            <m:num>
+              <m:sSup>
+                <m:e>
+                  <m:r>
+                    <m:t xml:space="preserve">v</m:t>
+                  </m:r>
+                </m:e>
+                <m:sup>
+                  <m:r>
+                    <m:t xml:space="preserve">2</m:t>
+                  </m:r>
+                </m:sup>
+              </m:sSup>
+            </m:num>
+            <m:den>
+              <m:r>
+                <m:t xml:space="preserve">8</m:t>
+              </m:r>
+            </m:den>
+          </m:f>
+          <m:r>
+            <m:t xml:space="preserve"> </m:t>
+          </m:r>
+          <m:sSup>
+            <m:e>
+              <m:d>
+                <m:dPr>
+                  <m:begChr m:val="["/>
+                  <m:endChr m:val="]"/>
+                </m:dPr>
+                <m:e>
+                  <m:r>
+                    <m:t xml:space="preserve">g</m:t>
+                  </m:r>
+                  <m:r>
+                    <m:t xml:space="preserve"> </m:t>
+                  </m:r>
+                  <m:sSubSup>
+                    <m:e>
+                      <m:r>
+                        <m:t xml:space="preserve">W</m:t>
+                      </m:r>
+                    </m:e>
+                    <m:sub>
+                      <m:r>
+                        <m:t xml:space="preserve">μ</m:t>
+                      </m:r>
+                    </m:sub>
+                    <m:sup>
+                      <m:r>
+                        <m:t xml:space="preserve">3</m:t>
+                      </m:r>
+                    </m:sup>
+                  </m:sSubSup>
+                  <m:r>
+                    <m:t xml:space="preserve">−</m:t>
+                  </m:r>
+                  <m:r>
+                    <m:t xml:space="preserve">g′</m:t>
+                  </m:r>
+                  <m:r>
+                    <m:t xml:space="preserve"> </m:t>
+                  </m:r>
+                  <m:sSub>
+                    <m:e>
+                      <m:r>
+                        <m:t xml:space="preserve">B</m:t>
+                      </m:r>
+                    </m:e>
+                    <m:sub>
+                      <m:r>
+                        <m:t xml:space="preserve">μ</m:t>
+                      </m:r>
+                    </m:sub>
+                  </m:sSub>
+                </m:e>
+              </m:d>
+            </m:e>
+            <m:sup>
+              <m:r>
+                <m:t xml:space="preserve">2</m:t>
+              </m:r>
+            </m:sup>
+          </m:sSup>
+        </m:oMath>
+      </m:oMathPara>
+    </w:p>
+    <w:p>
+      <w:r>
+        <w:t>The first term is a mass M_W = gv/2 for the charged bosons. The neutral fields appear only in the combination gW³ − g′B. Define the angle θ_W by tanθ_W = g′/g, and the orthogonal pair</w:t>
+      </w:r>
+    </w:p>
+    <w:p>
+      <w:pPr>
+        <w:spacing w:before="100" w:after="160"/>
+        <w:jc w:val="center"/>
+      </w:pPr>
+      <m:oMathPara>
+        <m:oMath>
+          <m:sSub>
+            <m:e>
+              <m:r>
+                <m:t xml:space="preserve">Z</m:t>
+              </m:r>
+            </m:e>
+            <m:sub>
+              <m:r>
+                <m:t xml:space="preserve">μ</m:t>
+              </m:r>
+            </m:sub>
+          </m:sSub>
+          <m:r>
+            <m:t xml:space="preserve">=</m:t>
+          </m:r>
+          <m:func>
+            <m:fName>
+              <m:r>
+                <m:t xml:space="preserve">cos</m:t>
+              </m:r>
+            </m:fName>
+            <m:e>
+              <m:sSub>
+                <m:e>
+                  <m:r>
+                    <m:t xml:space="preserve">θ</m:t>
+                  </m:r>
+                </m:e>
+                <m:sub>
+                  <m:r>
+                    <m:t xml:space="preserve">W</m:t>
+                  </m:r>
+                </m:sub>
+              </m:sSub>
+            </m:e>
+          </m:func>
+          <m:r>
+            <m:t xml:space="preserve"> </m:t>
           </m:r>
           <m:sSubSup>
             <m:e>
@@ -429,47 +1670,31 @@
             </m:sup>
           </m:sSubSup>
           <m:r>
-            <m:t xml:space="preserve">sin</m:t>
+            <m:t xml:space="preserve">−</m:t>
           </m:r>
-          <m:sSub>
+          <m:func>
+            <m:fName>
+              <m:r>
+                <m:t xml:space="preserve">sin</m:t>
+              </m:r>
+            </m:fName>
             <m:e>
-              <m:r>
-                <m:t xml:space="preserve">θ</m:t>
-              </m:r>
+              <m:sSub>
+                <m:e>
+                  <m:r>
+                    <m:t xml:space="preserve">θ</m:t>
+                  </m:r>
+                </m:e>
+                <m:sub>
+                  <m:r>
+                    <m:t xml:space="preserve">W</m:t>
+                  </m:r>
+                </m:sub>
+              </m:sSub>
             </m:e>
-            <m:sub>
-              <m:r>
-                <m:t xml:space="preserve">W</m:t>
-              </m:r>
-            </m:sub>
-          </m:sSub>
-        </m:oMath>
-      </m:oMathPara>
-    </w:p>
-    <w:p>
-      <w:pPr>
-        <w:spacing w:before="40" w:after="160"/>
-        <w:jc w:val="center"/>
-      </w:pPr>
-      <m:oMathPara>
-        <m:oMath>
-          <m:sSub>
-            <m:e>
-              <m:r>
-                <m:t xml:space="preserve">Z</m:t>
-              </m:r>
-            </m:e>
-            <m:sub>
-              <m:r>
-                <m:t xml:space="preserve">μ</m:t>
-              </m:r>
-            </m:sub>
-          </m:sSub>
+          </m:func>
           <m:r>
-            <m:t xml:space="preserve">=</m:t>
-          </m:r>
-          <m:r>
-            <m:t xml:space="preserve">−</m:t>
+            <m:t xml:space="preserve"> </m:t>
           </m:r>
           <m:sSub>
             <m:e>
@@ -484,22 +1709,46 @@
             </m:sub>
           </m:sSub>
           <m:r>
-            <m:t xml:space="preserve">sin</m:t>
+            <m:t xml:space="preserve"> </m:t>
           </m:r>
           <m:sSub>
             <m:e>
               <m:r>
-                <m:t xml:space="preserve">θ</m:t>
+                <m:t xml:space="preserve">A</m:t>
               </m:r>
             </m:e>
             <m:sub>
               <m:r>
-                <m:t xml:space="preserve">W</m:t>
+                <m:t xml:space="preserve">μ</m:t>
               </m:r>
             </m:sub>
           </m:sSub>
           <m:r>
-            <m:t xml:space="preserve">+</m:t>
+            <m:t xml:space="preserve">=</m:t>
+          </m:r>
+          <m:func>
+            <m:fName>
+              <m:r>
+                <m:t xml:space="preserve">sin</m:t>
+              </m:r>
+            </m:fName>
+            <m:e>
+              <m:sSub>
+                <m:e>
+                  <m:r>
+                    <m:t xml:space="preserve">θ</m:t>
+                  </m:r>
+                </m:e>
+                <m:sub>
+                  <m:r>
+                    <m:t xml:space="preserve">W</m:t>
+                  </m:r>
+                </m:sub>
+              </m:sSub>
+            </m:e>
+          </m:func>
+          <m:r>
+            <m:t xml:space="preserve"> </m:t>
           </m:r>
           <m:sSubSup>
             <m:e>
@@ -519,17 +1768,41 @@
             </m:sup>
           </m:sSubSup>
           <m:r>
-            <m:t xml:space="preserve">cos</m:t>
+            <m:t xml:space="preserve">+</m:t>
+          </m:r>
+          <m:func>
+            <m:fName>
+              <m:r>
+                <m:t xml:space="preserve">cos</m:t>
+              </m:r>
+            </m:fName>
+            <m:e>
+              <m:sSub>
+                <m:e>
+                  <m:r>
+                    <m:t xml:space="preserve">θ</m:t>
+                  </m:r>
+                </m:e>
+                <m:sub>
+                  <m:r>
+                    <m:t xml:space="preserve">W</m:t>
+                  </m:r>
+                </m:sub>
+              </m:sSub>
+            </m:e>
+          </m:func>
+          <m:r>
+            <m:t xml:space="preserve"> </m:t>
           </m:r>
           <m:sSub>
             <m:e>
               <m:r>
-                <m:t xml:space="preserve">θ</m:t>
+                <m:t xml:space="preserve">B</m:t>
               </m:r>
             </m:e>
             <m:sub>
               <m:r>
-                <m:t xml:space="preserve">W</m:t>
+                <m:t xml:space="preserve">μ</m:t>
               </m:r>
             </m:sub>
           </m:sSub>
@@ -538,108 +1811,7 @@
     </w:p>
     <w:p>
       <w:r>
-        <w:t>The generator that annihilates the vacuum is Q=T³+Y/2, Lesson 38's U(1) charge. Because that generator is unbroken, A_μ stays massless: Lesson 71's Ward identity still applies to it. Z_μ is massive and is not a particle of this course.</w:t>
-      </w:r>
-    </w:p>
-    <w:p>
-      <w:r>
-        <w:rPr>
-          <w:b/>
-          <w:i/>
-        </w:rPr>
-        <w:t>Worked example 1</w:t>
-      </w:r>
-    </w:p>
-    <w:p>
-      <w:r>
-        <w:t>Why does a photon mass term m² A_μ A^μ, forbidden in Lesson 41, remain forbidden after mixing? Because the unbroken generator is still a gauge symmetry of the vacuum, so the same Ward identity k_μ ℳ^μ=0 that killed a photon mass in Lesson 71 still holds. Mixing is a change of basis, not a license to add m_γ.</w:t>
-      </w:r>
-    </w:p>
-    <w:p>
-      <w:pPr>
-        <w:pStyle w:val="Heading2"/>
-      </w:pPr>
-      <w:r>
-        <w:t>2 QED as an effective theory</w:t>
-      </w:r>
-    </w:p>
-    <w:p>
-      <w:r>
-        <w:t>At energies well below M_W, W and Z cannot be produced, and their virtual exchange is suppressed by s/M_W². Flavor-conserving, charge-conserving processes of electrons, muons, and photons are then described by this course's ℒ_QED, with two addenda: (i) every electrically charged fermion, not only the electron, runs α (Lesson 78); (ii) hadrons enter vacuum polarization through quark loops, not computed here. Corrections of order s/M_W² and of order α_s are outside the volume.</w:t>
-      </w:r>
-    </w:p>
-    <w:p>
-      <w:r>
-        <w:t>The fine-structure constant α of Lesson 43 is a low-energy parameter, α(q²≈0). It is not a constant of the high-energy Lagrangian; Lesson 68 already showed that.</w:t>
-      </w:r>
-    </w:p>
-    <w:p>
-      <w:pPr>
-        <w:pStyle w:val="Heading2"/>
-      </w:pPr>
-      <w:r>
-        <w:t>3 What this volume computed</w:t>
-      </w:r>
-    </w:p>
-    <w:p>
-      <w:pPr>
-        <w:pStyle w:val="ListBullet"/>
-      </w:pPr>
-      <w:r>
-        <w:t>Tree-level QED amplitudes of Part VIII, including Compton's (1/4)Σ|ℳ|²=−2e⁴(s/u+u/s) and dσ/dΩ=|ℳ|²/(64π²s).</w:t>
-      </w:r>
-    </w:p>
-    <w:p>
-      <w:pPr>
-        <w:pStyle w:val="ListBullet"/>
-      </w:pPr>
-      <w:r>
-        <w:t>One-loop renormalization: m=m₀+A(m₀²), running α(q²) for one lepton, β(e)=e³/(12π²).</w:t>
-      </w:r>
-    </w:p>
-    <w:p>
-      <w:pPr>
-        <w:pStyle w:val="ListBullet"/>
-      </w:pPr>
-      <w:r>
-        <w:t>Ward identity k_μ ℳ^μ=0, gauge-parameter independence, Bloch–Nordsieck cancellation of infrared logs.</w:t>
-      </w:r>
-    </w:p>
-    <w:p>
-      <w:pPr>
-        <w:pStyle w:val="ListBullet"/>
-      </w:pPr>
-      <w:r>
-        <w:t>Dirac g=2 from the Hamiltonian, and F2(0)=α/(2π) at one loop.</w:t>
-      </w:r>
-    </w:p>
-    <w:p>
-      <w:pPr>
-        <w:pStyle w:val="ListBullet"/>
-      </w:pPr>
-      <w:r>
-        <w:t>Leading Lamb mechanism and Uehling's −27 MHz; Schwinger's exponent and prefactor.</w:t>
-      </w:r>
-    </w:p>
-    <w:p>
-      <w:pPr>
-        <w:pStyle w:val="ListBullet"/>
-      </w:pPr>
-      <w:r>
-        <w:t>Path-integral re-derivation of the same Feynman rules.</w:t>
-      </w:r>
-    </w:p>
-    <w:p>
-      <w:pPr>
-        <w:pStyle w:val="Heading2"/>
-      </w:pPr>
-      <w:r>
-        <w:t>4 What this volume did not compute</w:t>
-      </w:r>
-    </w:p>
-    <w:p>
-      <w:r>
-        <w:t>Weak decays, QCD, gravity, the Higgs potential, two-loop g−2, a complete Lamb shift to kHz, α(M_Z) including quarks, and thermal production rates. Those absences are the honesty of the title page, not defects in Lessons 53–57.</w:t>
+        <w:t>Then gW³ − g′B = √(g² + g′²) Z, and the second term is ½M_Z²Z² with M_Z = √(g² + g′²)v/2 = M_W/cosθ_W. The combination A does not appear at all. It has no mass term, and it is the photon of this course.</w:t>
       </w:r>
     </w:p>
     <w:p>
@@ -653,7 +1825,12 @@
     </w:p>
     <w:p>
       <w:r>
-        <w:t>A reader who can derive Compton's |ℳ|², absorb A(m₀²) into m, run α with one lepton, cancel IR logs inclusively, and evaluate F2(0)=α/(2π) has completed this course. The Standard Model is the larger theory in which that QED is an accurate chapter.</w:t>
+        <w:t>Show that the photon couples to Q with strength e = g sinθ_W = g′cosθ_W.</w:t>
+      </w:r>
+    </w:p>
+    <w:p>
+      <w:r>
+        <w:t>Invert the rotation: W³ = sinθ_W A + cosθ_W Z and B = cosθ_W A − sinθ_W Z. The neutral part of D_μ is i(gT³W³ + g′(Y/2)B). Its A term is iA(g sinθ_W T³ + g′cosθ_W Y/2). With tanθ_W = g′/g, the two coefficients are equal, g sinθ_W = g′cosθ_W = gg′/√(g² + g′²). Call this e. The A term is then ieA(T³ + Y/2) = ieQA, exactly the course's D_μ = ∂_μ + iqA_μ with q = Qe. For the electron, Q = −1 and the vertex is ieγ^μ, with the same coupling to e_L and e_R. The photon couples to the charge the vacuum does not carry, and that is why it stays massless and why Lesson 71's Ward identity survives the breaking. In terms of the two gauge couplings, 1/e² = 1/g² + 1/g′².</w:t>
       </w:r>
     </w:p>
     <w:p>
@@ -661,7 +1838,428 @@
         <w:pStyle w:val="Heading2"/>
       </w:pPr>
       <w:r>
-        <w:t>Connections to QED</w:t>
+        <w:t>4 The Z couplings</w:t>
+      </w:r>
+    </w:p>
+    <w:p>
+      <w:r>
+        <w:t>The Z term of the neutral derivative is iZ(g cosθ_W T³ − g′sinθ_W Y/2). Write g′sinθ_W = g sin²θ_W/cosθ_W and Y/2 = Q − T³:</w:t>
+      </w:r>
+    </w:p>
+    <w:p>
+      <w:pPr>
+        <w:spacing w:before="100" w:after="160"/>
+        <w:jc w:val="center"/>
+      </w:pPr>
+      <m:oMathPara>
+        <m:oMath>
+          <m:r>
+            <m:t xml:space="preserve">i</m:t>
+          </m:r>
+          <m:r>
+            <m:t xml:space="preserve"> </m:t>
+          </m:r>
+          <m:d>
+            <m:dPr/>
+            <m:e>
+              <m:f>
+                <m:num>
+                  <m:r>
+                    <m:t xml:space="preserve">g</m:t>
+                  </m:r>
+                </m:num>
+                <m:den>
+                  <m:func>
+                    <m:fName>
+                      <m:r>
+                        <m:t xml:space="preserve">cos</m:t>
+                      </m:r>
+                    </m:fName>
+                    <m:e>
+                      <m:sSub>
+                        <m:e>
+                          <m:r>
+                            <m:t xml:space="preserve">θ</m:t>
+                          </m:r>
+                        </m:e>
+                        <m:sub>
+                          <m:r>
+                            <m:t xml:space="preserve">W</m:t>
+                          </m:r>
+                        </m:sub>
+                      </m:sSub>
+                    </m:e>
+                  </m:func>
+                </m:den>
+              </m:f>
+            </m:e>
+          </m:d>
+          <m:r>
+            <m:t xml:space="preserve"> </m:t>
+          </m:r>
+          <m:sSub>
+            <m:e>
+              <m:r>
+                <m:t xml:space="preserve">Z</m:t>
+              </m:r>
+            </m:e>
+            <m:sub>
+              <m:r>
+                <m:t xml:space="preserve">μ</m:t>
+              </m:r>
+            </m:sub>
+          </m:sSub>
+          <m:r>
+            <m:t xml:space="preserve"> </m:t>
+          </m:r>
+          <m:d>
+            <m:dPr>
+              <m:begChr m:val="["/>
+              <m:endChr m:val="]"/>
+            </m:dPr>
+            <m:e>
+              <m:sSup>
+                <m:e>
+                  <m:r>
+                    <m:t xml:space="preserve">T</m:t>
+                  </m:r>
+                </m:e>
+                <m:sup>
+                  <m:r>
+                    <m:t xml:space="preserve">3</m:t>
+                  </m:r>
+                </m:sup>
+              </m:sSup>
+              <m:r>
+                <m:t xml:space="preserve">−</m:t>
+              </m:r>
+              <m:sSup>
+                <m:e>
+                  <m:r>
+                    <m:t xml:space="preserve">sin</m:t>
+                  </m:r>
+                </m:e>
+                <m:sup>
+                  <m:r>
+                    <m:t xml:space="preserve">2</m:t>
+                  </m:r>
+                </m:sup>
+              </m:sSup>
+              <m:sSub>
+                <m:e>
+                  <m:r>
+                    <m:t xml:space="preserve">θ</m:t>
+                  </m:r>
+                </m:e>
+                <m:sub>
+                  <m:r>
+                    <m:t xml:space="preserve">W</m:t>
+                  </m:r>
+                </m:sub>
+              </m:sSub>
+              <m:r>
+                <m:t xml:space="preserve"> </m:t>
+              </m:r>
+              <m:r>
+                <m:t xml:space="preserve">Q</m:t>
+              </m:r>
+            </m:e>
+          </m:d>
+        </m:oMath>
+      </m:oMathPara>
+    </w:p>
+    <w:p>
+      <w:r>
+        <w:t>T³ is nonzero only for left-handed fields, so the Z couples differently to the two chiralities. For a fermion f the vertex is −i(g/cosθ_W)γ^μ(g_V − g_Aγ⁵), with g_V = T³/2 − Q sin²θ_W and g_A = T³/2, where T³ is that of the left-handed component.</w:t>
+      </w:r>
+    </w:p>
+    <w:p>
+      <w:r>
+        <w:rPr>
+          <w:b/>
+          <w:i/>
+        </w:rPr>
+        <w:t>Worked example 3</w:t>
+      </w:r>
+    </w:p>
+    <w:p>
+      <w:r>
+        <w:t>Find the electron's vector and axial couplings to the Z, and explain why parity violation in electron scattering is small.</w:t>
+      </w:r>
+    </w:p>
+    <w:p>
+      <w:r>
+        <w:t>For the electron, T³ = −½ and Q = −1, so g_A = −¼ and g_V = −¼ + sin²θ_W = −¼ + 0.2312 = −0.0188. The ratio g_V/g_A = 1 − 4sin²θ_W = 0.075. The parity-violating asymmetry in polarized e⁻e⁻ scattering is proportional to the product of the electron's vector and axial couplings. It is suppressed by Q²/M_Z² and by the small factor 1 − 4sin²θ_W. SLAC's E158 experiment measured it in 2005 as −131 ± 17 parts per billion at Q² = 0.026 GeV². This is one of the measurements that confirm sin²θ_W runs with scale, the electroweak analogue of Lesson 68.</w:t>
+      </w:r>
+    </w:p>
+    <w:p>
+      <w:pPr>
+        <w:pStyle w:val="Heading2"/>
+      </w:pPr>
+      <w:r>
+        <w:t>5 Numbers</w:t>
+      </w:r>
+    </w:p>
+    <w:p>
+      <w:r>
+        <w:rPr>
+          <w:b/>
+          <w:i/>
+        </w:rPr>
+        <w:t>Worked example 4</w:t>
+      </w:r>
+    </w:p>
+    <w:p>
+      <w:r>
+        <w:t>Predict M_W and M_Z at tree level from G_F, α(M_Z), and sin²θ_W.</w:t>
+      </w:r>
+    </w:p>
+    <w:p>
+      <w:r>
+        <w:t>At low energy, W exchange between two left-handed currents gives the propagator −ig_{μν}/(q² − M_W²) ≈ ig_{μν}/M_W². Matching to Fermi's interaction gives G_F/√2 = g²/(8M_W²) = 1/(2v²), so v = (√2G_F)^{−1/2} = 246.22 GeV. With α(M_Z) = 1/127.95, e = √(4πα) = 0.3134. With sin²θ_W = 0.2312, g = e/sinθ_W = 0.6517. Then M_W = gv/2 = 80.24 GeV and M_Z = M_W/cosθ_W = 91.51 GeV. The measured values are 80.37 and 91.19 GeV. The 0.2% and 0.35% differences are electroweak loop corrections, dominated by the top quark. Their size was used to predict the top mass before it was discovered in 1995.</w:t>
+      </w:r>
+    </w:p>
+    <w:p>
+      <w:r>
+        <w:rPr>
+          <w:b/>
+          <w:i/>
+        </w:rPr>
+        <w:t>Worked example 5</w:t>
+      </w:r>
+    </w:p>
+    <w:p>
+      <w:r>
+        <w:t>Run α from q² = 0 to M_Z². Use Lesson 68's leading-log formula for the leptons and the measured hadronic contribution.</w:t>
+      </w:r>
+    </w:p>
+    <w:p>
+      <w:r>
+        <w:t>For each lepton, Lesson 68 gives Δα = (α/3π)[ln(M_Z²/m²) − 5/3]. With α/3π = 7.743×10⁻⁴, the brackets are 22.52 for the electron, 11.85 for the muon, and 6.21 for the τ. Their sum, 40.58, gives Δα_lep = 0.0314. The hadronic part cannot be computed in perturbation theory, because quarks are confined at low q². It is obtained from e⁺e⁻ → hadrons data by the dispersion relation of Lesson 77: Δα_had = 0.0277. Then</w:t>
+      </w:r>
+    </w:p>
+    <w:p>
+      <w:pPr>
+        <w:spacing w:before="100" w:after="160"/>
+        <w:jc w:val="center"/>
+      </w:pPr>
+      <m:oMathPara>
+        <m:oMath>
+          <m:f>
+            <m:num>
+              <m:r>
+                <m:t xml:space="preserve">1</m:t>
+              </m:r>
+            </m:num>
+            <m:den>
+              <m:r>
+                <m:t xml:space="preserve">α</m:t>
+              </m:r>
+              <m:d>
+                <m:dPr>
+                  <m:begChr m:val="["/>
+                  <m:endChr m:val="]"/>
+                </m:dPr>
+                <m:e>
+                  <m:sSub>
+                    <m:e>
+                      <m:r>
+                        <m:t xml:space="preserve">M</m:t>
+                      </m:r>
+                    </m:e>
+                    <m:sub>
+                      <m:r>
+                        <m:t xml:space="preserve">Z</m:t>
+                      </m:r>
+                    </m:sub>
+                  </m:sSub>
+                </m:e>
+              </m:d>
+            </m:den>
+          </m:f>
+          <m:r>
+            <m:t xml:space="preserve">=</m:t>
+          </m:r>
+          <m:f>
+            <m:num>
+              <m:r>
+                <m:t xml:space="preserve">1</m:t>
+              </m:r>
+            </m:num>
+            <m:den>
+              <m:r>
+                <m:t xml:space="preserve">α</m:t>
+              </m:r>
+              <m:d>
+                <m:dPr>
+                  <m:begChr m:val="["/>
+                  <m:endChr m:val="]"/>
+                </m:dPr>
+                <m:e>
+                  <m:r>
+                    <m:t xml:space="preserve">0</m:t>
+                  </m:r>
+                </m:e>
+              </m:d>
+            </m:den>
+          </m:f>
+          <m:r>
+            <m:t xml:space="preserve"> </m:t>
+          </m:r>
+          <m:d>
+            <m:dPr>
+              <m:begChr m:val="["/>
+              <m:endChr m:val="]"/>
+            </m:dPr>
+            <m:e>
+              <m:r>
+                <m:t xml:space="preserve">1</m:t>
+              </m:r>
+              <m:r>
+                <m:t xml:space="preserve">−</m:t>
+              </m:r>
+              <m:sSub>
+                <m:e>
+                  <m:r>
+                    <m:t xml:space="preserve">Δα</m:t>
+                  </m:r>
+                </m:e>
+                <m:sub>
+                  <m:r>
+                    <m:t xml:space="preserve">lep</m:t>
+                  </m:r>
+                </m:sub>
+              </m:sSub>
+              <m:r>
+                <m:t xml:space="preserve">−</m:t>
+              </m:r>
+              <m:sSub>
+                <m:e>
+                  <m:r>
+                    <m:t xml:space="preserve">Δα</m:t>
+                  </m:r>
+                </m:e>
+                <m:sub>
+                  <m:r>
+                    <m:t xml:space="preserve">had</m:t>
+                  </m:r>
+                </m:sub>
+              </m:sSub>
+            </m:e>
+          </m:d>
+          <m:r>
+            <m:t xml:space="preserve">=</m:t>
+          </m:r>
+          <m:r>
+            <m:t xml:space="preserve">137.036</m:t>
+          </m:r>
+          <m:r>
+            <m:t xml:space="preserve">×</m:t>
+          </m:r>
+          <m:r>
+            <m:t xml:space="preserve">0.9409</m:t>
+          </m:r>
+          <m:r>
+            <m:t xml:space="preserve">=</m:t>
+          </m:r>
+          <m:r>
+            <m:t xml:space="preserve">128.94</m:t>
+          </m:r>
+        </m:oMath>
+      </m:oMathPara>
+    </w:p>
+    <w:p>
+      <w:r>
+        <w:t>which is the on-shell value used in precision fits. Lesson 68's one-lepton formula, extended to all charged particles, accounts for most of the 6% change. The MS-bar value 1/127.95 in Worked example 4 differs by scheme, not by physics.</w:t>
+      </w:r>
+    </w:p>
+    <w:p>
+      <w:pPr>
+        <w:pStyle w:val="Heading2"/>
+      </w:pPr>
+      <w:r>
+        <w:t>6 Anomalies and the quark charges</w:t>
+      </w:r>
+    </w:p>
+    <w:p>
+      <w:r>
+        <w:t>Lesson 82 showed that a chiral rotation has a Jacobian proportional to εFF. If a gauge field couples to a chiral current, that Jacobian breaks the gauge invariance on which the Ward identities and renormalizability depend. In the Standard Model the gauge fields do couple chirally, so the anomalies must cancel among the fermions. Each anomaly is a sum over fermions of a product of three charges, with left-handed fields counted with one sign and right-handed fields with the other.</w:t>
+      </w:r>
+    </w:p>
+    <w:p>
+      <w:r>
+        <w:rPr>
+          <w:b/>
+          <w:i/>
+        </w:rPr>
+        <w:t>Worked example 6</w:t>
+      </w:r>
+    </w:p>
+    <w:p>
+      <w:r>
+        <w:t>Check the U(1)_Y³ and SU(2)²U(1)_Y conditions for one generation. The quarks have Y = 1/3 for the doublet (u_L, d_L), Y = 4/3 for u_R, and Y = −2/3 for d_R, each in three colors.</w:t>
+      </w:r>
+    </w:p>
+    <w:p>
+      <w:r>
+        <w:t>Left-handed fields: the quark doublet gives 3 colors × 2 × (1/3)³ = 2/9. The lepton doublet gives 2 × (−1)³ = −2. The total is −16/9. Right-handed fields: u_R gives 3 × (4/3)³ = 64/9, d_R gives 3 × (−2/3)³ = −8/9, and e_R gives (−2)³ = −8. The total is 56/9 − 8 = −16/9. The two totals are equal, so the U(1)_Y³ anomaly cancels. For SU(2)²U(1)_Y, sum Y over the left-handed doublets: 3 × (1/3) + (−1) = 0. It cancels.</w:t>
+      </w:r>
+    </w:p>
+    <w:p>
+      <w:r>
+        <w:t>Both cancellations need the leptons and the quarks together, and both need the factor 3 from color. Without color, the U(1)_Y³ sums would be −52/27 and −160/27 (Exercise 13), and the SU(2)²U(1)_Y sum would be 1/3 − 1 ≠ 0. The second condition, N_cY_Q + Y_L = 0, makes the quark doublet's hypercharge −1/N_c times the lepton doublet's. Through Q = T³ + Y/2, that fixes the quark charges in terms of the electron's: with N_c = 3, Q_u = 2/3 and Q_d = −1/3. The proton's charge, 2Q_u + Q_d, is then exactly minus the electron's. Hydrogen is neutral because the quantum theory is consistent. The same factor, N_c(Q_u² − Q_d²) = 1, fixed the π⁰ width in Lesson 82.</w:t>
+      </w:r>
+    </w:p>
+    <w:p>
+      <w:pPr>
+        <w:pStyle w:val="Heading2"/>
+      </w:pPr>
+      <w:r>
+        <w:t>7 QED as the low-energy theory</w:t>
+      </w:r>
+    </w:p>
+    <w:p>
+      <w:r>
+        <w:t>Below M_W, W and Z exchange are contact interactions of strength G_F. A weak amplitude interfering with a photon amplitude at momentum transfer q is smaller by about G_Fq²/(4πα), which is 10⁻⁴ at 1 GeV and 10⁻¹⁰ at atomic energies. The photon couples to Q only, so QED with all the charged fermions is the correct theory of electromagnetic processes at low energy. The weak corrections enter precision tests at known levels. The electroweak contribution to a_e is 0.030×10⁻¹², just below the present experimental uncertainty of 0.13×10⁻¹², and to a_μ it is 154×10⁻¹¹. Lesson 78's tests of QED include them as small, computed corrections. In the language of Lesson 81, QED is the effective action obtained by integrating out the W, Z, Higgs, and top quark. Their effects appear as local operators suppressed by powers of 1/M_W², and as the values of α and the lepton masses.</w:t>
+      </w:r>
+    </w:p>
+    <w:p>
+      <w:pPr>
+        <w:pStyle w:val="Heading2"/>
+      </w:pPr>
+      <w:r>
+        <w:t>8 What this volume derived, and what it quoted</w:t>
+      </w:r>
+    </w:p>
+    <w:p>
+      <w:r>
+        <w:t>The volume derived the free Dirac and Maxwell fields and their quantization, and the Feynman rules, by operators in Part V and again by the path integral in Lessons 79 to 83. It derived tree-level amplitudes, including Compton scattering. At one loop it derived the self-energy structure, mass renormalization, the running charge, the β function e³/12π², the Ward–Takahashi identity, ξ-independence, and the Bloch–Nordsieck cancellation. It derived g = 2, the anomalous moment α/2π, the Bethe mechanism of the Lamb shift, the Uehling term, the effective action and the Euler–Heisenberg scale, thermal QED's Stefan–Boltzmann law and Debye mass, and the Schwinger rate with its prefactor.</w:t>
+      </w:r>
+    </w:p>
+    <w:p>
+      <w:r>
+        <w:t>It quoted the higher-order coefficients of a_e, the Bethe logarithms, the experimental values, the hadronic vacuum polarization, and, in this lesson, the Higgs mechanism, the measured electroweak parameters, and the size of loop corrections. It did not treat QCD, weak decays beyond the Fermi matching, or gravity.</w:t>
+      </w:r>
+    </w:p>
+    <w:p>
+      <w:pPr>
+        <w:pStyle w:val="Heading2"/>
+      </w:pPr>
+      <w:r>
+        <w:t>9 What this lesson has not done</w:t>
+      </w:r>
+    </w:p>
+    <w:p>
+      <w:r>
+        <w:t>It did not derive the Higgs potential or show how the Goldstone bosons become the longitudinal W and Z. It did not quantize the non-abelian gauge fields, whose Faddeev–Popov ghosts interact (Lesson 82). It did not include quark mixing, neutrino masses, or the Yukawa couplings that give fermions mass. It used tree-level relations and quoted every measured parameter, the radiative corrections, and the experiments.</w:t>
+      </w:r>
+    </w:p>
+    <w:p>
+      <w:pPr>
+        <w:pStyle w:val="Heading2"/>
+      </w:pPr>
+      <w:r>
+        <w:t>10 Connections to QED</w:t>
       </w:r>
     </w:p>
     <w:tbl>
@@ -718,7 +2316,7 @@
                 <w:b/>
                 <w:color w:val="FFFFFF"/>
               </w:rPr>
-              <w:t>Where it is used</w:t>
+              <w:t>Where QED meets it</w:t>
             </w:r>
           </w:p>
         </w:tc>
@@ -737,7 +2335,7 @@
           </w:tcPr>
           <w:p>
             <w:r>
-              <w:t>A_μ as the unbroken mixture</w:t>
+              <w:t>Landau pole at 10²⁷⁷ GeV</w:t>
             </w:r>
           </w:p>
         </w:tc>
@@ -754,7 +2352,7 @@
           </w:tcPr>
           <w:p>
             <w:r>
-              <w:t>Why the photon of Lessons 37–85 stays massless</w:t>
+              <w:t>Lesson 69's running, taken to its limit</w:t>
             </w:r>
           </w:p>
         </w:tc>
@@ -774,7 +2372,7 @@
           </w:tcPr>
           <w:p>
             <w:r>
-              <w:t>QED as E≪M_W effective theory</w:t>
+              <w:t>Q = T³ + Y/2 annihilates ⟨Φ⟩</w:t>
             </w:r>
           </w:p>
         </w:tc>
@@ -792,7 +2390,7 @@
           </w:tcPr>
           <w:p>
             <w:r>
-              <w:t>Scope of the volume</w:t>
+              <w:t>Why the photon of Lessons 37–85 is massless</w:t>
             </w:r>
           </w:p>
         </w:tc>
@@ -811,7 +2409,7 @@
           </w:tcPr>
           <w:p>
             <w:r>
-              <w:t>List of derived results</w:t>
+              <w:t>e = g sinθ_W; 1/e² = 1/g² + 1/g′²</w:t>
             </w:r>
           </w:p>
         </w:tc>
@@ -828,7 +2426,155 @@
           </w:tcPr>
           <w:p>
             <w:r>
-              <w:t>Capstone</w:t>
+              <w:t>Origin of the coupling of Lesson 43</w:t>
+            </w:r>
+          </w:p>
+        </w:tc>
+      </w:tr>
+      <w:tr>
+        <w:tc>
+          <w:tcPr>
+            <w:tcW w:type="dxa" w:w="3264"/>
+            <w:vAlign w:val="center"/>
+            <w:shd w:fill="EAF2F8"/>
+            <w:tcMar>
+              <w:top w:w="100" w:type="dxa"/>
+              <w:start w:w="100" w:type="dxa"/>
+              <w:bottom w:w="100" w:type="dxa"/>
+              <w:end w:w="100" w:type="dxa"/>
+            </w:tcMar>
+          </w:tcPr>
+          <w:p>
+            <w:r>
+              <w:t>Z coupling T³ − sin²θ_W Q</w:t>
+            </w:r>
+          </w:p>
+        </w:tc>
+        <w:tc>
+          <w:tcPr>
+            <w:tcW w:type="dxa" w:w="6528"/>
+            <w:vAlign w:val="center"/>
+            <w:shd w:fill="EAF2F8"/>
+            <w:tcMar>
+              <w:top w:w="100" w:type="dxa"/>
+              <w:start w:w="100" w:type="dxa"/>
+              <w:bottom w:w="100" w:type="dxa"/>
+              <w:end w:w="100" w:type="dxa"/>
+            </w:tcMar>
+          </w:tcPr>
+          <w:p>
+            <w:r>
+              <w:t>Parity violation, small corrections to QED processes</w:t>
+            </w:r>
+          </w:p>
+        </w:tc>
+      </w:tr>
+      <w:tr>
+        <w:tc>
+          <w:tcPr>
+            <w:tcW w:type="dxa" w:w="3264"/>
+            <w:vAlign w:val="center"/>
+            <w:tcMar>
+              <w:top w:w="100" w:type="dxa"/>
+              <w:start w:w="100" w:type="dxa"/>
+              <w:bottom w:w="100" w:type="dxa"/>
+              <w:end w:w="100" w:type="dxa"/>
+            </w:tcMar>
+          </w:tcPr>
+          <w:p>
+            <w:r>
+              <w:t>Δα_lep from Lesson 68</w:t>
+            </w:r>
+          </w:p>
+        </w:tc>
+        <w:tc>
+          <w:tcPr>
+            <w:tcW w:type="dxa" w:w="6528"/>
+            <w:vAlign w:val="center"/>
+            <w:tcMar>
+              <w:top w:w="100" w:type="dxa"/>
+              <w:start w:w="100" w:type="dxa"/>
+              <w:bottom w:w="100" w:type="dxa"/>
+              <w:end w:w="100" w:type="dxa"/>
+            </w:tcMar>
+          </w:tcPr>
+          <w:p>
+            <w:r>
+              <w:t>α(M_Z) in precision fits</w:t>
+            </w:r>
+          </w:p>
+        </w:tc>
+      </w:tr>
+      <w:tr>
+        <w:tc>
+          <w:tcPr>
+            <w:tcW w:type="dxa" w:w="3264"/>
+            <w:vAlign w:val="center"/>
+            <w:shd w:fill="EAF2F8"/>
+            <w:tcMar>
+              <w:top w:w="100" w:type="dxa"/>
+              <w:start w:w="100" w:type="dxa"/>
+              <w:bottom w:w="100" w:type="dxa"/>
+              <w:end w:w="100" w:type="dxa"/>
+            </w:tcMar>
+          </w:tcPr>
+          <w:p>
+            <w:r>
+              <w:t>Anomaly cancellation</w:t>
+            </w:r>
+          </w:p>
+        </w:tc>
+        <w:tc>
+          <w:tcPr>
+            <w:tcW w:type="dxa" w:w="6528"/>
+            <w:vAlign w:val="center"/>
+            <w:shd w:fill="EAF2F8"/>
+            <w:tcMar>
+              <w:top w:w="100" w:type="dxa"/>
+              <w:start w:w="100" w:type="dxa"/>
+              <w:bottom w:w="100" w:type="dxa"/>
+              <w:end w:w="100" w:type="dxa"/>
+            </w:tcMar>
+          </w:tcPr>
+          <w:p>
+            <w:r>
+              <w:t>Lesson 82's Jacobian; quark charges and colors</w:t>
+            </w:r>
+          </w:p>
+        </w:tc>
+      </w:tr>
+      <w:tr>
+        <w:tc>
+          <w:tcPr>
+            <w:tcW w:type="dxa" w:w="3264"/>
+            <w:vAlign w:val="center"/>
+            <w:tcMar>
+              <w:top w:w="100" w:type="dxa"/>
+              <w:start w:w="100" w:type="dxa"/>
+              <w:bottom w:w="100" w:type="dxa"/>
+              <w:end w:w="100" w:type="dxa"/>
+            </w:tcMar>
+          </w:tcPr>
+          <w:p>
+            <w:r>
+              <w:t>QED as an effective action</w:t>
+            </w:r>
+          </w:p>
+        </w:tc>
+        <w:tc>
+          <w:tcPr>
+            <w:tcW w:type="dxa" w:w="6528"/>
+            <w:vAlign w:val="center"/>
+            <w:tcMar>
+              <w:top w:w="100" w:type="dxa"/>
+              <w:start w:w="100" w:type="dxa"/>
+              <w:bottom w:w="100" w:type="dxa"/>
+              <w:end w:w="100" w:type="dxa"/>
+            </w:tcMar>
+          </w:tcPr>
+          <w:p>
+            <w:r>
+              <w:t>Lesson 81; the scope of this volume</w:t>
             </w:r>
           </w:p>
         </w:tc>
@@ -839,7 +2585,7 @@
         <w:pStyle w:val="Heading2"/>
       </w:pPr>
       <w:r>
-        <w:t>Summary</w:t>
+        <w:t>11 Summary</w:t>
       </w:r>
     </w:p>
     <w:p>
@@ -851,7 +2597,7 @@
         </w:numPr>
       </w:pPr>
       <w:r>
-        <w:t>The photon is the unbroken mixture of W³ and B.</w:t>
+        <w:t>QED has a Landau pole at about 10²⁷⁷ GeV, and it cannot account for muon decay or parity violation. It is part of a larger theory.</w:t>
       </w:r>
     </w:p>
     <w:p>
@@ -863,7 +2609,7 @@
         </w:numPr>
       </w:pPr>
       <w:r>
-        <w:t>U(1)_EM is massless; W and Z are not.</w:t>
+        <w:t>The electroweak group is SU(2)_L × U(1)_Y, with Q = T³ + Y/2. Left- and right-handed electrons carry different T³ and Y but the same Q.</w:t>
       </w:r>
     </w:p>
     <w:p>
@@ -875,7 +2621,7 @@
         </w:numPr>
       </w:pPr>
       <w:r>
-        <w:t>Below M_W, this course's QED is the right theory for flavor-conserving electromagnetic processes.</w:t>
+        <w:t>A Higgs doublet with ⟨Φ⟩ = (0, v/√2) breaks the group to U(1)_EM. |D⟨Φ⟩|² gives M_W = gv/2, M_Z = M_W/cosθ_W, and no mass for the photon A = sinθ_W W³ + cosθ_W B.</w:t>
       </w:r>
     </w:p>
     <w:p>
@@ -887,7 +2633,7 @@
         </w:numPr>
       </w:pPr>
       <w:r>
-        <w:t>The volume's derived results are the tree processes, one-loop running, IR cancellation, g=2, a=α/(2π), and the Lamb and Schwinger mechanisms.</w:t>
+        <w:t>The photon couples to Q with e = g sinθ_W = g′cosθ_W. The Z couples to (g/cosθ_W)(T³ − sin²θ_W Q), so its electron vector coupling is suppressed by 1 − 4sin²θ_W.</w:t>
       </w:r>
     </w:p>
     <w:p>
@@ -899,7 +2645,31 @@
         </w:numPr>
       </w:pPr>
       <w:r>
-        <w:t>Weak, strong, and gravitational physics are outside the book.</w:t>
+        <w:t>G_F, α, and sin²θ_W predict M_W and M_Z at tree level within 0.4%. Lesson 68's formula gives the leptonic Δα = 0.0314 to M_Z.</w:t>
+      </w:r>
+    </w:p>
+    <w:p>
+      <w:pPr>
+        <w:pStyle w:val="ListNumber"/>
+        <w:numPr>
+          <w:ilvl w:val="0"/>
+          <w:numId w:val="10"/>
+        </w:numPr>
+      </w:pPr>
+      <w:r>
+        <w:t>Gauge anomalies cancel within each generation only with three colors of quarks with the observed hypercharges.</w:t>
+      </w:r>
+    </w:p>
+    <w:p>
+      <w:pPr>
+        <w:pStyle w:val="ListNumber"/>
+        <w:numPr>
+          <w:ilvl w:val="0"/>
+          <w:numId w:val="10"/>
+        </w:numPr>
+      </w:pPr>
+      <w:r>
+        <w:t>Below M_W, weak effects are suppressed by G_Fq²/4πα, and QED with all charged fermions is the correct effective theory of electromagnetism.</w:t>
       </w:r>
     </w:p>
     <w:p>
@@ -920,13 +2690,15 @@
         <w:tblLook w:firstColumn="1" w:firstRow="1" w:lastColumn="0" w:lastRow="0" w:noHBand="0" w:noVBand="1" w:val="04A0"/>
       </w:tblPr>
       <w:tblGrid>
-        <w:gridCol w:w="720"/>
-        <w:gridCol w:w="9072"/>
+        <w:gridCol w:w="2448"/>
+        <w:gridCol w:w="2448"/>
+        <w:gridCol w:w="2448"/>
+        <w:gridCol w:w="2448"/>
       </w:tblGrid>
       <w:tr>
         <w:tc>
           <w:tcPr>
-            <w:tcW w:type="dxa" w:w="720"/>
+            <w:tcW w:type="dxa" w:w="2448"/>
             <w:shd w:fill="1F4E78"/>
             <w:vAlign w:val="center"/>
             <w:tcMar>
@@ -948,7 +2720,7 @@
         </w:tc>
         <w:tc>
           <w:tcPr>
-            <w:tcW w:type="dxa" w:w="9072"/>
+            <w:tcW w:type="dxa" w:w="2448"/>
             <w:shd w:fill="1F4E78"/>
             <w:vAlign w:val="center"/>
             <w:tcMar>
@@ -968,11 +2740,53 @@
             </w:r>
           </w:p>
         </w:tc>
+        <w:tc>
+          <w:tcPr>
+            <w:tcW w:type="dxa" w:w="2448"/>
+            <w:shd w:fill="1F4E78"/>
+            <w:vAlign w:val="center"/>
+            <w:tcMar>
+              <w:top w:w="100" w:type="dxa"/>
+              <w:start w:w="100" w:type="dxa"/>
+              <w:bottom w:w="100" w:type="dxa"/>
+              <w:end w:w="100" w:type="dxa"/>
+            </w:tcMar>
+          </w:tcPr>
+          <w:p>
+            <w:r>
+              <w:rPr>
+                <w:b/>
+                <w:color w:val="FFFFFF"/>
+              </w:rPr>
+            </w:r>
+          </w:p>
+        </w:tc>
+        <w:tc>
+          <w:tcPr>
+            <w:tcW w:type="dxa" w:w="2448"/>
+            <w:shd w:fill="1F4E78"/>
+            <w:vAlign w:val="center"/>
+            <w:tcMar>
+              <w:top w:w="100" w:type="dxa"/>
+              <w:start w:w="100" w:type="dxa"/>
+              <w:bottom w:w="100" w:type="dxa"/>
+              <w:end w:w="100" w:type="dxa"/>
+            </w:tcMar>
+          </w:tcPr>
+          <w:p>
+            <w:r>
+              <w:rPr>
+                <w:b/>
+                <w:color w:val="FFFFFF"/>
+              </w:rPr>
+            </w:r>
+          </w:p>
+        </w:tc>
       </w:tr>
       <w:tr>
         <w:tc>
           <w:tcPr>
-            <w:tcW w:type="dxa" w:w="720"/>
+            <w:tcW w:type="dxa" w:w="2448"/>
             <w:vAlign w:val="center"/>
             <w:tcMar>
               <w:top w:w="100" w:type="dxa"/>
@@ -989,7 +2803,7 @@
         </w:tc>
         <w:tc>
           <w:tcPr>
-            <w:tcW w:type="dxa" w:w="9072"/>
+            <w:tcW w:type="dxa" w:w="2448"/>
             <w:vAlign w:val="center"/>
             <w:tcMar>
               <w:top w:w="100" w:type="dxa"/>
@@ -1000,15 +2814,41 @@
           </w:tcPr>
           <w:p>
             <w:r>
-              <w:t>Write A_μ and Z_μ in terms of B_μ, W³_μ, and θ_W.</w:t>
+              <w:t>Find the Landau pole for one lepton, and explain why it is not a practical limitation.</w:t>
             </w:r>
           </w:p>
+        </w:tc>
+        <w:tc>
+          <w:tcPr>
+            <w:tcW w:type="dxa" w:w="2448"/>
+            <w:vAlign w:val="center"/>
+            <w:tcMar>
+              <w:top w:w="100" w:type="dxa"/>
+              <w:start w:w="100" w:type="dxa"/>
+              <w:bottom w:w="100" w:type="dxa"/>
+              <w:end w:w="100" w:type="dxa"/>
+            </w:tcMar>
+          </w:tcPr>
+          <w:p/>
+        </w:tc>
+        <w:tc>
+          <w:tcPr>
+            <w:tcW w:type="dxa" w:w="2448"/>
+            <w:vAlign w:val="center"/>
+            <w:tcMar>
+              <w:top w:w="100" w:type="dxa"/>
+              <w:start w:w="100" w:type="dxa"/>
+              <w:bottom w:w="100" w:type="dxa"/>
+              <w:end w:w="100" w:type="dxa"/>
+            </w:tcMar>
+          </w:tcPr>
+          <w:p/>
         </w:tc>
       </w:tr>
       <w:tr>
         <w:tc>
           <w:tcPr>
-            <w:tcW w:type="dxa" w:w="720"/>
+            <w:tcW w:type="dxa" w:w="2448"/>
             <w:vAlign w:val="center"/>
             <w:shd w:fill="EAF2F8"/>
             <w:tcMar>
@@ -1026,7 +2866,7 @@
         </w:tc>
         <w:tc>
           <w:tcPr>
-            <w:tcW w:type="dxa" w:w="9072"/>
+            <w:tcW w:type="dxa" w:w="2448"/>
             <w:vAlign w:val="center"/>
             <w:shd w:fill="EAF2F8"/>
             <w:tcMar>
@@ -1038,15 +2878,43 @@
           </w:tcPr>
           <w:p>
             <w:r>
-              <w:t>Which generator remains unbroken, in words?</w:t>
+              <w:t>Check Q = T³ + Y/2 for ν_L, e_L, e_R, u_L, d_L, u_R, and d_R.</w:t>
             </w:r>
           </w:p>
+        </w:tc>
+        <w:tc>
+          <w:tcPr>
+            <w:tcW w:type="dxa" w:w="2448"/>
+            <w:vAlign w:val="center"/>
+            <w:shd w:fill="EAF2F8"/>
+            <w:tcMar>
+              <w:top w:w="100" w:type="dxa"/>
+              <w:start w:w="100" w:type="dxa"/>
+              <w:bottom w:w="100" w:type="dxa"/>
+              <w:end w:w="100" w:type="dxa"/>
+            </w:tcMar>
+          </w:tcPr>
+          <w:p/>
+        </w:tc>
+        <w:tc>
+          <w:tcPr>
+            <w:tcW w:type="dxa" w:w="2448"/>
+            <w:vAlign w:val="center"/>
+            <w:shd w:fill="EAF2F8"/>
+            <w:tcMar>
+              <w:top w:w="100" w:type="dxa"/>
+              <w:start w:w="100" w:type="dxa"/>
+              <w:bottom w:w="100" w:type="dxa"/>
+              <w:end w:w="100" w:type="dxa"/>
+            </w:tcMar>
+          </w:tcPr>
+          <w:p/>
         </w:tc>
       </w:tr>
       <w:tr>
         <w:tc>
           <w:tcPr>
-            <w:tcW w:type="dxa" w:w="720"/>
+            <w:tcW w:type="dxa" w:w="2448"/>
             <w:vAlign w:val="center"/>
             <w:tcMar>
               <w:top w:w="100" w:type="dxa"/>
@@ -1063,7 +2931,7 @@
         </w:tc>
         <w:tc>
           <w:tcPr>
-            <w:tcW w:type="dxa" w:w="9072"/>
+            <w:tcW w:type="dxa" w:w="2448"/>
             <w:vAlign w:val="center"/>
             <w:tcMar>
               <w:top w:w="100" w:type="dxa"/>
@@ -1074,15 +2942,41 @@
           </w:tcPr>
           <w:p>
             <w:r>
-              <w:t>Why is m_γ still zero?</w:t>
+              <w:t>Why is a mass term m ē_Le_R forbidden before symmetry breaking?</w:t>
             </w:r>
           </w:p>
+        </w:tc>
+        <w:tc>
+          <w:tcPr>
+            <w:tcW w:type="dxa" w:w="2448"/>
+            <w:vAlign w:val="center"/>
+            <w:tcMar>
+              <w:top w:w="100" w:type="dxa"/>
+              <w:start w:w="100" w:type="dxa"/>
+              <w:bottom w:w="100" w:type="dxa"/>
+              <w:end w:w="100" w:type="dxa"/>
+            </w:tcMar>
+          </w:tcPr>
+          <w:p/>
+        </w:tc>
+        <w:tc>
+          <w:tcPr>
+            <w:tcW w:type="dxa" w:w="2448"/>
+            <w:vAlign w:val="center"/>
+            <w:tcMar>
+              <w:top w:w="100" w:type="dxa"/>
+              <w:start w:w="100" w:type="dxa"/>
+              <w:bottom w:w="100" w:type="dxa"/>
+              <w:end w:w="100" w:type="dxa"/>
+            </w:tcMar>
+          </w:tcPr>
+          <w:p/>
         </w:tc>
       </w:tr>
       <w:tr>
         <w:tc>
           <w:tcPr>
-            <w:tcW w:type="dxa" w:w="720"/>
+            <w:tcW w:type="dxa" w:w="2448"/>
             <w:vAlign w:val="center"/>
             <w:shd w:fill="EAF2F8"/>
             <w:tcMar>
@@ -1100,7 +2994,7 @@
         </w:tc>
         <w:tc>
           <w:tcPr>
-            <w:tcW w:type="dxa" w:w="9072"/>
+            <w:tcW w:type="dxa" w:w="2448"/>
             <w:vAlign w:val="center"/>
             <w:shd w:fill="EAF2F8"/>
             <w:tcMar>
@@ -1112,15 +3006,43 @@
           </w:tcPr>
           <w:p>
             <w:r>
-              <w:t>Estimate the relative size of a virtual-Z correction to Møller scattering at √s=1 GeV.</w:t>
+              <w:t>Show that the lower component of ⟨Φ⟩ has Q = 0, and explain why that leaves U(1)_EM unbroken.</w:t>
             </w:r>
           </w:p>
+        </w:tc>
+        <w:tc>
+          <w:tcPr>
+            <w:tcW w:type="dxa" w:w="2448"/>
+            <w:vAlign w:val="center"/>
+            <w:shd w:fill="EAF2F8"/>
+            <w:tcMar>
+              <w:top w:w="100" w:type="dxa"/>
+              <w:start w:w="100" w:type="dxa"/>
+              <w:bottom w:w="100" w:type="dxa"/>
+              <w:end w:w="100" w:type="dxa"/>
+            </w:tcMar>
+          </w:tcPr>
+          <w:p/>
+        </w:tc>
+        <w:tc>
+          <w:tcPr>
+            <w:tcW w:type="dxa" w:w="2448"/>
+            <w:vAlign w:val="center"/>
+            <w:shd w:fill="EAF2F8"/>
+            <w:tcMar>
+              <w:top w:w="100" w:type="dxa"/>
+              <w:start w:w="100" w:type="dxa"/>
+              <w:bottom w:w="100" w:type="dxa"/>
+              <w:end w:w="100" w:type="dxa"/>
+            </w:tcMar>
+          </w:tcPr>
+          <w:p/>
         </w:tc>
       </w:tr>
       <w:tr>
         <w:tc>
           <w:tcPr>
-            <w:tcW w:type="dxa" w:w="720"/>
+            <w:tcW w:type="dxa" w:w="2448"/>
             <w:vAlign w:val="center"/>
             <w:tcMar>
               <w:top w:w="100" w:type="dxa"/>
@@ -1137,7 +3059,7 @@
         </w:tc>
         <w:tc>
           <w:tcPr>
-            <w:tcW w:type="dxa" w:w="9072"/>
+            <w:tcW w:type="dxa" w:w="2448"/>
             <w:vAlign w:val="center"/>
             <w:tcMar>
               <w:top w:w="100" w:type="dxa"/>
@@ -1148,7 +3070,41 @@
           </w:tcPr>
           <w:p>
             <w:r>
-              <w:t>Name four results this volume derived.</w:t>
+              <w:t>Derive D_μ⟨Φ⟩ and</w:t>
+            </w:r>
+          </w:p>
+        </w:tc>
+        <w:tc>
+          <w:tcPr>
+            <w:tcW w:type="dxa" w:w="2448"/>
+            <w:vAlign w:val="center"/>
+            <w:tcMar>
+              <w:top w:w="100" w:type="dxa"/>
+              <w:start w:w="100" w:type="dxa"/>
+              <w:bottom w:w="100" w:type="dxa"/>
+              <w:end w:w="100" w:type="dxa"/>
+            </w:tcMar>
+          </w:tcPr>
+          <w:p>
+            <w:r>
+              <w:t>D_μ⟨Φ⟩</w:t>
+            </w:r>
+          </w:p>
+        </w:tc>
+        <w:tc>
+          <w:tcPr>
+            <w:tcW w:type="dxa" w:w="2448"/>
+            <w:vAlign w:val="center"/>
+            <w:tcMar>
+              <w:top w:w="100" w:type="dxa"/>
+              <w:start w:w="100" w:type="dxa"/>
+              <w:bottom w:w="100" w:type="dxa"/>
+              <w:end w:w="100" w:type="dxa"/>
+            </w:tcMar>
+          </w:tcPr>
+          <w:p>
+            <w:r>
+              <w:t>², and read off M_W and M_Z.</w:t>
             </w:r>
           </w:p>
         </w:tc>
@@ -1156,7 +3112,7 @@
       <w:tr>
         <w:tc>
           <w:tcPr>
-            <w:tcW w:type="dxa" w:w="720"/>
+            <w:tcW w:type="dxa" w:w="2448"/>
             <w:vAlign w:val="center"/>
             <w:shd w:fill="EAF2F8"/>
             <w:tcMar>
@@ -1174,7 +3130,7 @@
         </w:tc>
         <w:tc>
           <w:tcPr>
-            <w:tcW w:type="dxa" w:w="9072"/>
+            <w:tcW w:type="dxa" w:w="2448"/>
             <w:vAlign w:val="center"/>
             <w:shd w:fill="EAF2F8"/>
             <w:tcMar>
@@ -1186,15 +3142,43 @@
           </w:tcPr>
           <w:p>
             <w:r>
-              <w:t>Name four results it did not.</w:t>
+              <w:t>Show that the combination sinθ_W W³ + cosθ_W B has no mass term.</w:t>
             </w:r>
           </w:p>
+        </w:tc>
+        <w:tc>
+          <w:tcPr>
+            <w:tcW w:type="dxa" w:w="2448"/>
+            <w:vAlign w:val="center"/>
+            <w:shd w:fill="EAF2F8"/>
+            <w:tcMar>
+              <w:top w:w="100" w:type="dxa"/>
+              <w:start w:w="100" w:type="dxa"/>
+              <w:bottom w:w="100" w:type="dxa"/>
+              <w:end w:w="100" w:type="dxa"/>
+            </w:tcMar>
+          </w:tcPr>
+          <w:p/>
+        </w:tc>
+        <w:tc>
+          <w:tcPr>
+            <w:tcW w:type="dxa" w:w="2448"/>
+            <w:vAlign w:val="center"/>
+            <w:shd w:fill="EAF2F8"/>
+            <w:tcMar>
+              <w:top w:w="100" w:type="dxa"/>
+              <w:start w:w="100" w:type="dxa"/>
+              <w:bottom w:w="100" w:type="dxa"/>
+              <w:end w:w="100" w:type="dxa"/>
+            </w:tcMar>
+          </w:tcPr>
+          <w:p/>
         </w:tc>
       </w:tr>
       <w:tr>
         <w:tc>
           <w:tcPr>
-            <w:tcW w:type="dxa" w:w="720"/>
+            <w:tcW w:type="dxa" w:w="2448"/>
             <w:vAlign w:val="center"/>
             <w:tcMar>
               <w:top w:w="100" w:type="dxa"/>
@@ -1211,7 +3195,7 @@
         </w:tc>
         <w:tc>
           <w:tcPr>
-            <w:tcW w:type="dxa" w:w="9072"/>
+            <w:tcW w:type="dxa" w:w="2448"/>
             <w:vAlign w:val="center"/>
             <w:tcMar>
               <w:top w:w="100" w:type="dxa"/>
@@ -1222,15 +3206,41 @@
           </w:tcPr>
           <w:p>
             <w:r>
-              <w:t>Is α a high-energy input or a low-energy measurement in this course?</w:t>
+              <w:t>Derive e = g sinθ_W = g′cosθ_W and 1/e² = 1/g² + 1/g′².</w:t>
             </w:r>
           </w:p>
+        </w:tc>
+        <w:tc>
+          <w:tcPr>
+            <w:tcW w:type="dxa" w:w="2448"/>
+            <w:vAlign w:val="center"/>
+            <w:tcMar>
+              <w:top w:w="100" w:type="dxa"/>
+              <w:start w:w="100" w:type="dxa"/>
+              <w:bottom w:w="100" w:type="dxa"/>
+              <w:end w:w="100" w:type="dxa"/>
+            </w:tcMar>
+          </w:tcPr>
+          <w:p/>
+        </w:tc>
+        <w:tc>
+          <w:tcPr>
+            <w:tcW w:type="dxa" w:w="2448"/>
+            <w:vAlign w:val="center"/>
+            <w:tcMar>
+              <w:top w:w="100" w:type="dxa"/>
+              <w:start w:w="100" w:type="dxa"/>
+              <w:bottom w:w="100" w:type="dxa"/>
+              <w:end w:w="100" w:type="dxa"/>
+            </w:tcMar>
+          </w:tcPr>
+          <w:p/>
         </w:tc>
       </w:tr>
       <w:tr>
         <w:tc>
           <w:tcPr>
-            <w:tcW w:type="dxa" w:w="720"/>
+            <w:tcW w:type="dxa" w:w="2448"/>
             <w:vAlign w:val="center"/>
             <w:shd w:fill="EAF2F8"/>
             <w:tcMar>
@@ -1248,7 +3258,7 @@
         </w:tc>
         <w:tc>
           <w:tcPr>
-            <w:tcW w:type="dxa" w:w="9072"/>
+            <w:tcW w:type="dxa" w:w="2448"/>
             <w:vAlign w:val="center"/>
             <w:shd w:fill="EAF2F8"/>
             <w:tcMar>
@@ -1260,15 +3270,43 @@
           </w:tcPr>
           <w:p>
             <w:r>
-              <w:t>Why do quarks belong in α(M_Z) but not in Lesson 56's Compton formula at optical energies?</w:t>
+              <w:t>Derive the Z coupling (g/cosθ_W)(T³ − sin²θ_W Q).</w:t>
             </w:r>
           </w:p>
+        </w:tc>
+        <w:tc>
+          <w:tcPr>
+            <w:tcW w:type="dxa" w:w="2448"/>
+            <w:vAlign w:val="center"/>
+            <w:shd w:fill="EAF2F8"/>
+            <w:tcMar>
+              <w:top w:w="100" w:type="dxa"/>
+              <w:start w:w="100" w:type="dxa"/>
+              <w:bottom w:w="100" w:type="dxa"/>
+              <w:end w:w="100" w:type="dxa"/>
+            </w:tcMar>
+          </w:tcPr>
+          <w:p/>
+        </w:tc>
+        <w:tc>
+          <w:tcPr>
+            <w:tcW w:type="dxa" w:w="2448"/>
+            <w:vAlign w:val="center"/>
+            <w:shd w:fill="EAF2F8"/>
+            <w:tcMar>
+              <w:top w:w="100" w:type="dxa"/>
+              <w:start w:w="100" w:type="dxa"/>
+              <w:bottom w:w="100" w:type="dxa"/>
+              <w:end w:w="100" w:type="dxa"/>
+            </w:tcMar>
+          </w:tcPr>
+          <w:p/>
         </w:tc>
       </w:tr>
       <w:tr>
         <w:tc>
           <w:tcPr>
-            <w:tcW w:type="dxa" w:w="720"/>
+            <w:tcW w:type="dxa" w:w="2448"/>
             <w:vAlign w:val="center"/>
             <w:tcMar>
               <w:top w:w="100" w:type="dxa"/>
@@ -1285,7 +3323,7 @@
         </w:tc>
         <w:tc>
           <w:tcPr>
-            <w:tcW w:type="dxa" w:w="9072"/>
+            <w:tcW w:type="dxa" w:w="2448"/>
             <w:vAlign w:val="center"/>
             <w:tcMar>
               <w:top w:w="100" w:type="dxa"/>
@@ -1296,15 +3334,41 @@
           </w:tcPr>
           <w:p>
             <w:r>
-              <w:t>Connect this lesson to Lesson 38's local U(1).</w:t>
+              <w:t>Find g_V and g_A for the u quark and the neutrino.</w:t>
             </w:r>
           </w:p>
+        </w:tc>
+        <w:tc>
+          <w:tcPr>
+            <w:tcW w:type="dxa" w:w="2448"/>
+            <w:vAlign w:val="center"/>
+            <w:tcMar>
+              <w:top w:w="100" w:type="dxa"/>
+              <w:start w:w="100" w:type="dxa"/>
+              <w:bottom w:w="100" w:type="dxa"/>
+              <w:end w:w="100" w:type="dxa"/>
+            </w:tcMar>
+          </w:tcPr>
+          <w:p/>
+        </w:tc>
+        <w:tc>
+          <w:tcPr>
+            <w:tcW w:type="dxa" w:w="2448"/>
+            <w:vAlign w:val="center"/>
+            <w:tcMar>
+              <w:top w:w="100" w:type="dxa"/>
+              <w:start w:w="100" w:type="dxa"/>
+              <w:bottom w:w="100" w:type="dxa"/>
+              <w:end w:w="100" w:type="dxa"/>
+            </w:tcMar>
+          </w:tcPr>
+          <w:p/>
         </w:tc>
       </w:tr>
       <w:tr>
         <w:tc>
           <w:tcPr>
-            <w:tcW w:type="dxa" w:w="720"/>
+            <w:tcW w:type="dxa" w:w="2448"/>
             <w:vAlign w:val="center"/>
             <w:shd w:fill="EAF2F8"/>
             <w:tcMar>
@@ -1322,7 +3386,7 @@
         </w:tc>
         <w:tc>
           <w:tcPr>
-            <w:tcW w:type="dxa" w:w="9072"/>
+            <w:tcW w:type="dxa" w:w="2448"/>
             <w:vAlign w:val="center"/>
             <w:shd w:fill="EAF2F8"/>
             <w:tcMar>
@@ -1334,9 +3398,421 @@
           </w:tcPr>
           <w:p>
             <w:r>
-              <w:t>Challenge: given M_Z=M_W/cosθ_W at tree level in the Standard Model, and M_W≈80.4 GeV, M_Z≈91.2 GeV, estimate sin²θ_W, and state that this course does not derive that relation.</w:t>
+              <w:t>Derive G_F/√2 = g²/8M_W² from W exchange at q² ≪ M_W², and find v.</w:t>
             </w:r>
           </w:p>
+        </w:tc>
+        <w:tc>
+          <w:tcPr>
+            <w:tcW w:type="dxa" w:w="2448"/>
+            <w:vAlign w:val="center"/>
+            <w:shd w:fill="EAF2F8"/>
+            <w:tcMar>
+              <w:top w:w="100" w:type="dxa"/>
+              <w:start w:w="100" w:type="dxa"/>
+              <w:bottom w:w="100" w:type="dxa"/>
+              <w:end w:w="100" w:type="dxa"/>
+            </w:tcMar>
+          </w:tcPr>
+          <w:p/>
+        </w:tc>
+        <w:tc>
+          <w:tcPr>
+            <w:tcW w:type="dxa" w:w="2448"/>
+            <w:vAlign w:val="center"/>
+            <w:shd w:fill="EAF2F8"/>
+            <w:tcMar>
+              <w:top w:w="100" w:type="dxa"/>
+              <w:start w:w="100" w:type="dxa"/>
+              <w:bottom w:w="100" w:type="dxa"/>
+              <w:end w:w="100" w:type="dxa"/>
+            </w:tcMar>
+          </w:tcPr>
+          <w:p/>
+        </w:tc>
+      </w:tr>
+      <w:tr>
+        <w:tc>
+          <w:tcPr>
+            <w:tcW w:type="dxa" w:w="2448"/>
+            <w:vAlign w:val="center"/>
+            <w:tcMar>
+              <w:top w:w="100" w:type="dxa"/>
+              <w:start w:w="100" w:type="dxa"/>
+              <w:bottom w:w="100" w:type="dxa"/>
+              <w:end w:w="100" w:type="dxa"/>
+            </w:tcMar>
+          </w:tcPr>
+          <w:p>
+            <w:r>
+              <w:t>11</w:t>
+            </w:r>
+          </w:p>
+        </w:tc>
+        <w:tc>
+          <w:tcPr>
+            <w:tcW w:type="dxa" w:w="2448"/>
+            <w:vAlign w:val="center"/>
+            <w:tcMar>
+              <w:top w:w="100" w:type="dxa"/>
+              <w:start w:w="100" w:type="dxa"/>
+              <w:bottom w:w="100" w:type="dxa"/>
+              <w:end w:w="100" w:type="dxa"/>
+            </w:tcMar>
+          </w:tcPr>
+          <w:p>
+            <w:r>
+              <w:t>Using M_W = 80.37 GeV and M_Z = 91.19 GeV, compute the on-shell sin²θ_W = 1 − M_W²/M_Z², and compare it with 0.2312.</w:t>
+            </w:r>
+          </w:p>
+        </w:tc>
+        <w:tc>
+          <w:tcPr>
+            <w:tcW w:type="dxa" w:w="2448"/>
+            <w:vAlign w:val="center"/>
+            <w:tcMar>
+              <w:top w:w="100" w:type="dxa"/>
+              <w:start w:w="100" w:type="dxa"/>
+              <w:bottom w:w="100" w:type="dxa"/>
+              <w:end w:w="100" w:type="dxa"/>
+            </w:tcMar>
+          </w:tcPr>
+          <w:p/>
+        </w:tc>
+        <w:tc>
+          <w:tcPr>
+            <w:tcW w:type="dxa" w:w="2448"/>
+            <w:vAlign w:val="center"/>
+            <w:tcMar>
+              <w:top w:w="100" w:type="dxa"/>
+              <w:start w:w="100" w:type="dxa"/>
+              <w:bottom w:w="100" w:type="dxa"/>
+              <w:end w:w="100" w:type="dxa"/>
+            </w:tcMar>
+          </w:tcPr>
+          <w:p/>
+        </w:tc>
+      </w:tr>
+      <w:tr>
+        <w:tc>
+          <w:tcPr>
+            <w:tcW w:type="dxa" w:w="2448"/>
+            <w:vAlign w:val="center"/>
+            <w:shd w:fill="EAF2F8"/>
+            <w:tcMar>
+              <w:top w:w="100" w:type="dxa"/>
+              <w:start w:w="100" w:type="dxa"/>
+              <w:bottom w:w="100" w:type="dxa"/>
+              <w:end w:w="100" w:type="dxa"/>
+            </w:tcMar>
+          </w:tcPr>
+          <w:p>
+            <w:r>
+              <w:t>12</w:t>
+            </w:r>
+          </w:p>
+        </w:tc>
+        <w:tc>
+          <w:tcPr>
+            <w:tcW w:type="dxa" w:w="2448"/>
+            <w:vAlign w:val="center"/>
+            <w:shd w:fill="EAF2F8"/>
+            <w:tcMar>
+              <w:top w:w="100" w:type="dxa"/>
+              <w:start w:w="100" w:type="dxa"/>
+              <w:bottom w:w="100" w:type="dxa"/>
+              <w:end w:w="100" w:type="dxa"/>
+            </w:tcMar>
+          </w:tcPr>
+          <w:p>
+            <w:r>
+              <w:t>Compute Δα for the τ lepton alone, and its effect on 1/α(M_Z).</w:t>
+            </w:r>
+          </w:p>
+        </w:tc>
+        <w:tc>
+          <w:tcPr>
+            <w:tcW w:type="dxa" w:w="2448"/>
+            <w:vAlign w:val="center"/>
+            <w:shd w:fill="EAF2F8"/>
+            <w:tcMar>
+              <w:top w:w="100" w:type="dxa"/>
+              <w:start w:w="100" w:type="dxa"/>
+              <w:bottom w:w="100" w:type="dxa"/>
+              <w:end w:w="100" w:type="dxa"/>
+            </w:tcMar>
+          </w:tcPr>
+          <w:p/>
+        </w:tc>
+        <w:tc>
+          <w:tcPr>
+            <w:tcW w:type="dxa" w:w="2448"/>
+            <w:vAlign w:val="center"/>
+            <w:shd w:fill="EAF2F8"/>
+            <w:tcMar>
+              <w:top w:w="100" w:type="dxa"/>
+              <w:start w:w="100" w:type="dxa"/>
+              <w:bottom w:w="100" w:type="dxa"/>
+              <w:end w:w="100" w:type="dxa"/>
+            </w:tcMar>
+          </w:tcPr>
+          <w:p/>
+        </w:tc>
+      </w:tr>
+      <w:tr>
+        <w:tc>
+          <w:tcPr>
+            <w:tcW w:type="dxa" w:w="2448"/>
+            <w:vAlign w:val="center"/>
+            <w:tcMar>
+              <w:top w:w="100" w:type="dxa"/>
+              <w:start w:w="100" w:type="dxa"/>
+              <w:bottom w:w="100" w:type="dxa"/>
+              <w:end w:w="100" w:type="dxa"/>
+            </w:tcMar>
+          </w:tcPr>
+          <w:p>
+            <w:r>
+              <w:t>13</w:t>
+            </w:r>
+          </w:p>
+        </w:tc>
+        <w:tc>
+          <w:tcPr>
+            <w:tcW w:type="dxa" w:w="2448"/>
+            <w:vAlign w:val="center"/>
+            <w:tcMar>
+              <w:top w:w="100" w:type="dxa"/>
+              <w:start w:w="100" w:type="dxa"/>
+              <w:bottom w:w="100" w:type="dxa"/>
+              <w:end w:w="100" w:type="dxa"/>
+            </w:tcMar>
+          </w:tcPr>
+          <w:p>
+            <w:r>
+              <w:t>Verify the U(1)_Y³ anomaly cancellation, and show that it fails without color.</w:t>
+            </w:r>
+          </w:p>
+        </w:tc>
+        <w:tc>
+          <w:tcPr>
+            <w:tcW w:type="dxa" w:w="2448"/>
+            <w:vAlign w:val="center"/>
+            <w:tcMar>
+              <w:top w:w="100" w:type="dxa"/>
+              <w:start w:w="100" w:type="dxa"/>
+              <w:bottom w:w="100" w:type="dxa"/>
+              <w:end w:w="100" w:type="dxa"/>
+            </w:tcMar>
+          </w:tcPr>
+          <w:p/>
+        </w:tc>
+        <w:tc>
+          <w:tcPr>
+            <w:tcW w:type="dxa" w:w="2448"/>
+            <w:vAlign w:val="center"/>
+            <w:tcMar>
+              <w:top w:w="100" w:type="dxa"/>
+              <w:start w:w="100" w:type="dxa"/>
+              <w:bottom w:w="100" w:type="dxa"/>
+              <w:end w:w="100" w:type="dxa"/>
+            </w:tcMar>
+          </w:tcPr>
+          <w:p/>
+        </w:tc>
+      </w:tr>
+      <w:tr>
+        <w:tc>
+          <w:tcPr>
+            <w:tcW w:type="dxa" w:w="2448"/>
+            <w:vAlign w:val="center"/>
+            <w:shd w:fill="EAF2F8"/>
+            <w:tcMar>
+              <w:top w:w="100" w:type="dxa"/>
+              <w:start w:w="100" w:type="dxa"/>
+              <w:bottom w:w="100" w:type="dxa"/>
+              <w:end w:w="100" w:type="dxa"/>
+            </w:tcMar>
+          </w:tcPr>
+          <w:p>
+            <w:r>
+              <w:t>14</w:t>
+            </w:r>
+          </w:p>
+        </w:tc>
+        <w:tc>
+          <w:tcPr>
+            <w:tcW w:type="dxa" w:w="2448"/>
+            <w:vAlign w:val="center"/>
+            <w:shd w:fill="EAF2F8"/>
+            <w:tcMar>
+              <w:top w:w="100" w:type="dxa"/>
+              <w:start w:w="100" w:type="dxa"/>
+              <w:bottom w:w="100" w:type="dxa"/>
+              <w:end w:w="100" w:type="dxa"/>
+            </w:tcMar>
+          </w:tcPr>
+          <w:p>
+            <w:r>
+              <w:t>Verify the mixed gravitational condition, Σ_L Y − Σ_R Y = 0, for one generation.</w:t>
+            </w:r>
+          </w:p>
+        </w:tc>
+        <w:tc>
+          <w:tcPr>
+            <w:tcW w:type="dxa" w:w="2448"/>
+            <w:vAlign w:val="center"/>
+            <w:shd w:fill="EAF2F8"/>
+            <w:tcMar>
+              <w:top w:w="100" w:type="dxa"/>
+              <w:start w:w="100" w:type="dxa"/>
+              <w:bottom w:w="100" w:type="dxa"/>
+              <w:end w:w="100" w:type="dxa"/>
+            </w:tcMar>
+          </w:tcPr>
+          <w:p/>
+        </w:tc>
+        <w:tc>
+          <w:tcPr>
+            <w:tcW w:type="dxa" w:w="2448"/>
+            <w:vAlign w:val="center"/>
+            <w:shd w:fill="EAF2F8"/>
+            <w:tcMar>
+              <w:top w:w="100" w:type="dxa"/>
+              <w:start w:w="100" w:type="dxa"/>
+              <w:bottom w:w="100" w:type="dxa"/>
+              <w:end w:w="100" w:type="dxa"/>
+            </w:tcMar>
+          </w:tcPr>
+          <w:p/>
+        </w:tc>
+      </w:tr>
+      <w:tr>
+        <w:tc>
+          <w:tcPr>
+            <w:tcW w:type="dxa" w:w="2448"/>
+            <w:vAlign w:val="center"/>
+            <w:tcMar>
+              <w:top w:w="100" w:type="dxa"/>
+              <w:start w:w="100" w:type="dxa"/>
+              <w:bottom w:w="100" w:type="dxa"/>
+              <w:end w:w="100" w:type="dxa"/>
+            </w:tcMar>
+          </w:tcPr>
+          <w:p>
+            <w:r>
+              <w:t>15</w:t>
+            </w:r>
+          </w:p>
+        </w:tc>
+        <w:tc>
+          <w:tcPr>
+            <w:tcW w:type="dxa" w:w="2448"/>
+            <w:vAlign w:val="center"/>
+            <w:tcMar>
+              <w:top w:w="100" w:type="dxa"/>
+              <w:start w:w="100" w:type="dxa"/>
+              <w:bottom w:w="100" w:type="dxa"/>
+              <w:end w:w="100" w:type="dxa"/>
+            </w:tcMar>
+          </w:tcPr>
+          <w:p>
+            <w:r>
+              <w:t>Estimate the ratio of weak to electromagnetic amplitudes in e⁺e⁻ → μ⁺μ⁻ at √s = 10 GeV and at √s = M_Z, and explain the second answer.</w:t>
+            </w:r>
+          </w:p>
+        </w:tc>
+        <w:tc>
+          <w:tcPr>
+            <w:tcW w:type="dxa" w:w="2448"/>
+            <w:vAlign w:val="center"/>
+            <w:tcMar>
+              <w:top w:w="100" w:type="dxa"/>
+              <w:start w:w="100" w:type="dxa"/>
+              <w:bottom w:w="100" w:type="dxa"/>
+              <w:end w:w="100" w:type="dxa"/>
+            </w:tcMar>
+          </w:tcPr>
+          <w:p/>
+        </w:tc>
+        <w:tc>
+          <w:tcPr>
+            <w:tcW w:type="dxa" w:w="2448"/>
+            <w:vAlign w:val="center"/>
+            <w:tcMar>
+              <w:top w:w="100" w:type="dxa"/>
+              <w:start w:w="100" w:type="dxa"/>
+              <w:bottom w:w="100" w:type="dxa"/>
+              <w:end w:w="100" w:type="dxa"/>
+            </w:tcMar>
+          </w:tcPr>
+          <w:p/>
+        </w:tc>
+      </w:tr>
+      <w:tr>
+        <w:tc>
+          <w:tcPr>
+            <w:tcW w:type="dxa" w:w="2448"/>
+            <w:vAlign w:val="center"/>
+            <w:shd w:fill="EAF2F8"/>
+            <w:tcMar>
+              <w:top w:w="100" w:type="dxa"/>
+              <w:start w:w="100" w:type="dxa"/>
+              <w:bottom w:w="100" w:type="dxa"/>
+              <w:end w:w="100" w:type="dxa"/>
+            </w:tcMar>
+          </w:tcPr>
+          <w:p>
+            <w:r>
+              <w:t>16</w:t>
+            </w:r>
+          </w:p>
+        </w:tc>
+        <w:tc>
+          <w:tcPr>
+            <w:tcW w:type="dxa" w:w="2448"/>
+            <w:vAlign w:val="center"/>
+            <w:shd w:fill="EAF2F8"/>
+            <w:tcMar>
+              <w:top w:w="100" w:type="dxa"/>
+              <w:start w:w="100" w:type="dxa"/>
+              <w:bottom w:w="100" w:type="dxa"/>
+              <w:end w:w="100" w:type="dxa"/>
+            </w:tcMar>
+          </w:tcPr>
+          <w:p>
+            <w:r>
+              <w:t>Challenge: show that with a doublet of Y = 1, the tree-level relation M_W = M_Z cosθ_W (ρ = 1) holds, and explain why it would fail for a Higgs triplet.</w:t>
+            </w:r>
+          </w:p>
+        </w:tc>
+        <w:tc>
+          <w:tcPr>
+            <w:tcW w:type="dxa" w:w="2448"/>
+            <w:vAlign w:val="center"/>
+            <w:shd w:fill="EAF2F8"/>
+            <w:tcMar>
+              <w:top w:w="100" w:type="dxa"/>
+              <w:start w:w="100" w:type="dxa"/>
+              <w:bottom w:w="100" w:type="dxa"/>
+              <w:end w:w="100" w:type="dxa"/>
+            </w:tcMar>
+          </w:tcPr>
+          <w:p/>
+        </w:tc>
+        <w:tc>
+          <w:tcPr>
+            <w:tcW w:type="dxa" w:w="2448"/>
+            <w:vAlign w:val="center"/>
+            <w:shd w:fill="EAF2F8"/>
+            <w:tcMar>
+              <w:top w:w="100" w:type="dxa"/>
+              <w:start w:w="100" w:type="dxa"/>
+              <w:bottom w:w="100" w:type="dxa"/>
+              <w:end w:w="100" w:type="dxa"/>
+            </w:tcMar>
+          </w:tcPr>
+          <w:p/>
         </w:tc>
       </w:tr>
     </w:tbl>
@@ -1359,7 +3835,7 @@
         <w:t xml:space="preserve"> </w:t>
       </w:r>
       <w:r>
-        <w:t>A=B cosθ_W+W³ sinθ_W, Z=−B sinθ_W+W³ cosθ_W.</w:t>
+        <w:t>Q = m e^{3π/2α} ≈ 10²⁷⁷ GeV. It lies far above the Planck scale, where QED is already embedded in larger physics.</w:t>
       </w:r>
     </w:p>
     <w:p>
@@ -1373,7 +3849,7 @@
         <w:t xml:space="preserve"> </w:t>
       </w:r>
       <w:r>
-        <w:t>Electric charge Q=T³+Y/2, which annihilates the scalar vacuum expectation value.</w:t>
+        <w:t>ν_L: ½ − ½ = 0. e_L: −½ − ½ = −1. e_R: 0 − 1 = −1. u_L: ½ + 1/6 = 2/3. d_L: −½ + 1/6 = −1/3. u_R: 0 + 2/3. d_R: 0 − 1/3.</w:t>
       </w:r>
     </w:p>
     <w:p>
@@ -1387,7 +3863,7 @@
         <w:t xml:space="preserve"> </w:t>
       </w:r>
       <w:r>
-        <w:t>The Ward identity for the unbroken U(1)_EM.</w:t>
+        <w:t>ē_Le_R changes T³ by ½ and Y by −1, so it is not invariant under SU(2)_L × U(1)_Y.</w:t>
       </w:r>
     </w:p>
     <w:p>
@@ -1401,7 +3877,7 @@
         <w:t xml:space="preserve"> </w:t>
       </w:r>
       <w:r>
-        <w:t>s/M_Z²∼(1 GeV/91 GeV)²∼10⁻⁴, a 0.01% amplitude correction, smaller than typical one-loop QED.</w:t>
+        <w:t>T³ = −½ and Y/2 = ½ give Q = 0, so e^{iαQ}⟨Φ⟩ = ⟨Φ⟩ for all α. The unbroken subgroup is generated by Q.</w:t>
       </w:r>
     </w:p>
     <w:p>
@@ -1415,7 +3891,7 @@
         <w:t xml:space="preserve"> </w:t>
       </w:r>
       <w:r>
-        <w:t>Any four from Section 3.</w:t>
+        <w:t>See Section 3.2. The W⁺W⁻ coefficient is g²v²/4 = M_W², and the neutral term is (v²/8)(g² + g′²)Z² = ½M_Z²Z².</w:t>
       </w:r>
     </w:p>
     <w:p>
@@ -1429,7 +3905,7 @@
         <w:t xml:space="preserve"> </w:t>
       </w:r>
       <w:r>
-        <w:t>Any four from Section 4.</w:t>
+        <w:t>gW³ − g′B is proportional to Z, which is orthogonal to A. So A does not appear in the mass term.</w:t>
       </w:r>
     </w:p>
     <w:p>
@@ -1443,7 +3919,7 @@
         <w:t xml:space="preserve"> </w:t>
       </w:r>
       <w:r>
-        <w:t>Low-energy: α=e²/4π measured at q²≈0, Lesson 43 and Lesson 68.</w:t>
+        <w:t>See Worked example 2. With sinθ_W = g′/√(g² + g′²), e = gg′/√(g² + g′²), so 1/e² = (g² + g′²)/g²g′² = 1/g′² + 1/g².</w:t>
       </w:r>
     </w:p>
     <w:p>
@@ -1457,7 +3933,7 @@
         <w:t xml:space="preserve"> </w:t>
       </w:r>
       <w:r>
-        <w:t>Optical Compton has |q|≪m_hadron; quark loops are already absorbed into the measured α(0) and do not appear as extra diagrams at that scale. At q∼M_Z they must be included in the running.</w:t>
+        <w:t>The Z coefficient is g cosθ_W T³ − g′sinθ_W Y/2 = (g/cosθ_W)[cos²θ_W T³ − sin²θ_W(Q − T³)] = (g/cosθ_W)(T³ − sin²θ_W Q).</w:t>
       </w:r>
     </w:p>
     <w:p>
@@ -1471,7 +3947,7 @@
         <w:t xml:space="preserve"> </w:t>
       </w:r>
       <w:r>
-        <w:t>Lesson 38's local U(1) is the unbroken electromagnetic subgroup of the electroweak group.</w:t>
+        <w:t>u: T³ = ½, Q = 2/3, so g_A = ¼ and g_V = ¼ − (2/3)(0.2312) = 0.0959. ν: g_V = g_A = ¼.</w:t>
       </w:r>
     </w:p>
     <w:p>
@@ -1485,7 +3961,91 @@
         <w:t xml:space="preserve"> </w:t>
       </w:r>
       <w:r>
-        <w:t>cosθ_W≈80.4/91.2≈0.882, sin²θ_W≈0.222, the tree-level estimate. Radiative corrections shift the quoted value; this course does not compute them.</w:t>
+        <w:t>The amplitude has two vertices (g/√2)γ^μP_L and a propagator ≈ ig_{μν}/M_W². Fermi's interaction is (G_F/√2) times the product of the two currents, each with γ^μ(1 − γ⁵), and comparing gives G_F/√2 = g²/(8M_W²). With M_W = gv/2, v = (√2G_F)^{−1/2} = 246.2 GeV.</w:t>
+      </w:r>
+    </w:p>
+    <w:p>
+      <w:r>
+        <w:rPr>
+          <w:b/>
+        </w:rPr>
+        <w:t>11.</w:t>
+      </w:r>
+      <w:r>
+        <w:t xml:space="preserve"> </w:t>
+      </w:r>
+      <w:r>
+        <w:t>1 − (80.37/91.19)² = 0.2232. It differs from 0.2312 because the two definitions differ by loop corrections, mainly from the top quark.</w:t>
+      </w:r>
+    </w:p>
+    <w:p>
+      <w:r>
+        <w:rPr>
+          <w:b/>
+        </w:rPr>
+        <w:t>12.</w:t>
+      </w:r>
+      <w:r>
+        <w:t xml:space="preserve"> </w:t>
+      </w:r>
+      <w:r>
+        <w:t>(α/3π)(6.21) = 0.0048. It lowers 1/α(M_Z) by 137.036 × 0.0048 = 0.66.</w:t>
+      </w:r>
+    </w:p>
+    <w:p>
+      <w:r>
+        <w:rPr>
+          <w:b/>
+        </w:rPr>
+        <w:t>13.</w:t>
+      </w:r>
+      <w:r>
+        <w:t xml:space="preserve"> </w:t>
+      </w:r>
+      <w:r>
+        <w:t>See Worked example 6. Without color, the left sum is 2/27 − 2 = −52/27 and the right sum is 64/27 − 8/27 − 8 = −160/27. They do not cancel.</w:t>
+      </w:r>
+    </w:p>
+    <w:p>
+      <w:r>
+        <w:rPr>
+          <w:b/>
+        </w:rPr>
+        <w:t>14.</w:t>
+      </w:r>
+      <w:r>
+        <w:t xml:space="preserve"> </w:t>
+      </w:r>
+      <w:r>
+        <w:t>Left: 6(1/3) + 2(−1) = 0. Right: 3(4/3) + 3(−2/3) + (−2) = 4 − 2 − 2 = 0.</w:t>
+      </w:r>
+    </w:p>
+    <w:p>
+      <w:r>
+        <w:rPr>
+          <w:b/>
+        </w:rPr>
+        <w:t>15.</w:t>
+      </w:r>
+      <w:r>
+        <w:t xml:space="preserve"> </w:t>
+      </w:r>
+      <w:r>
+        <w:t>At 10 GeV, the ratio is about s/M_Z² ≈ 0.012, times couplings of order 1. At √s = M_Z, the Z propagator 1/(s − M_Z² + iM_ZΓ_Z) is resonant, and the Z amplitude exceeds the photon's by a factor of about M_Z/Γ_Z ≈ 37 times couplings. This is the Z pole of LEP.</w:t>
+      </w:r>
+    </w:p>
+    <w:p>
+      <w:r>
+        <w:rPr>
+          <w:b/>
+        </w:rPr>
+        <w:t>16.</w:t>
+      </w:r>
+      <w:r>
+        <w:t xml:space="preserve"> </w:t>
+      </w:r>
+      <w:r>
+        <w:t>For a doublet, M_W² = g²v²/4 and M_Z² = (g² + g′²)v²/4, so M_W²/(M_Z²cos²θ_W) = 1. A real triplet with Y = 0 and vacuum value v_T adds g²v_T² to M_W² and nothing to M_Z², so ρ = 1 + 4v_T²/v² &gt; 1. Precision data limit v_T to a few GeV at most.</w:t>
       </w:r>
     </w:p>
     <w:p>
@@ -1501,7 +4061,7 @@
         <w:pStyle w:val="ListBullet"/>
       </w:pPr>
       <w:r>
-        <w:t>I can write the photon as an unbroken mixture and say why it is massless.</w:t>
+        <w:t>I can explain why QED is part of a larger theory, and estimate its Landau pole.</w:t>
       </w:r>
     </w:p>
     <w:p>
@@ -1509,7 +4069,7 @@
         <w:pStyle w:val="ListBullet"/>
       </w:pPr>
       <w:r>
-        <w:t>I can describe QED as the E≪M_W effective theory.</w:t>
+        <w:t>I can assign Q, T³, and Y to the electron and quarks, and write the covariant derivative.</w:t>
       </w:r>
     </w:p>
     <w:p>
@@ -1517,7 +4077,39 @@
         <w:pStyle w:val="ListBullet"/>
       </w:pPr>
       <w:r>
-        <w:t>I can list what this volume derived and what it left out.</w:t>
+        <w:t>I can derive the W, Z, and photon masses from the Higgs vacuum value, and explain why the photon stays massless.</w:t>
+      </w:r>
+    </w:p>
+    <w:p>
+      <w:pPr>
+        <w:pStyle w:val="ListBullet"/>
+      </w:pPr>
+      <w:r>
+        <w:t>I can derive e = g sinθ_W and the Z couplings, and explain why the electron's weak vector charge is small.</w:t>
+      </w:r>
+    </w:p>
+    <w:p>
+      <w:pPr>
+        <w:pStyle w:val="ListBullet"/>
+      </w:pPr>
+      <w:r>
+        <w:t>I can predict M_W from G_F, α, and sin²θ_W, and run α to M_Z.</w:t>
+      </w:r>
+    </w:p>
+    <w:p>
+      <w:pPr>
+        <w:pStyle w:val="ListBullet"/>
+      </w:pPr>
+      <w:r>
+        <w:t>I can verify anomaly cancellation and explain why it needs three colors.</w:t>
+      </w:r>
+    </w:p>
+    <w:p>
+      <w:pPr>
+        <w:pStyle w:val="ListBullet"/>
+      </w:pPr>
+      <w:r>
+        <w:t>I can state when QED is the correct effective theory, and list what this volume derived and quoted.</w:t>
       </w:r>
     </w:p>
     <w:p>
